--- a/TS Jatai Ghanam Project/TS 4.2/TS 4.2 Jatai Malayalam Corrections.docx
+++ b/TS Jatai Ghanam Project/TS 4.2/TS 4.2 Jatai Malayalam Corrections.docx
@@ -1,7 +1,399 @@
 
 <file path=word/document.xml><?xml version="1.0" encoding="utf-8"?>
-<w:document xmlns:wpc="http://schemas.microsoft.com/office/word/2010/wordprocessingCanvas" xmlns:cx="http://schemas.microsoft.com/office/drawing/2014/chartex" xmlns:cx1="http://schemas.microsoft.com/office/drawing/2015/9/8/chartex" xmlns:cx2="http://schemas.microsoft.com/office/drawing/2015/10/21/chartex" xmlns:cx3="http://schemas.microsoft.com/office/drawing/2016/5/9/chartex" xmlns:cx4="http://schemas.microsoft.com/office/drawing/2016/5/10/chartex" xmlns:cx5="http://schemas.microsoft.com/office/drawing/2016/5/11/chartex" xmlns:cx6="http://schemas.microsoft.com/office/drawing/2016/5/12/chartex" xmlns:cx7="http://schemas.microsoft.com/office/drawing/2016/5/13/chartex" xmlns:cx8="http://schemas.microsoft.com/office/drawing/2016/5/14/chartex" xmlns:mc="http://schemas.openxmlformats.org/markup-compatibility/2006" xmlns:aink="http://schemas.microsoft.com/office/drawing/2016/ink" xmlns:am3d="http://schemas.microsoft.com/office/drawing/2017/model3d" xmlns:o="urn:schemas-microsoft-com:office:office" xmlns:oel="http://schemas.microsoft.com/office/2019/extlst" xmlns:r="http://schemas.openxmlformats.org/officeDocument/2006/relationships" xmlns:m="http://schemas.openxmlformats.org/officeDocument/2006/math" xmlns:v="urn:schemas-microsoft-com:vml" xmlns:wp14="http://schemas.microsoft.com/office/word/2010/wordprocessingDrawing" xmlns:wp="http://schemas.openxmlformats.org/drawingml/2006/wordprocessingDrawing" xmlns:w10="urn:schemas-microsoft-com:office:word" xmlns:w="http://schemas.openxmlformats.org/wordprocessingml/2006/main" xmlns:w14="http://schemas.microsoft.com/office/word/2010/wordml" xmlns:w15="http://schemas.microsoft.com/office/word/2012/wordml" xmlns:w16cex="http://schemas.microsoft.com/office/word/2018/wordml/cex" xmlns:w16cid="http://schemas.microsoft.com/office/word/2016/wordml/cid" xmlns:w16="http://schemas.microsoft.com/office/word/2018/wordml" xmlns:w16sdtdh="http://schemas.microsoft.com/office/word/2020/wordml/sdtdatahash" xmlns:w16se="http://schemas.microsoft.com/office/word/2015/wordml/symex" xmlns:wpg="http://schemas.microsoft.com/office/word/2010/wordprocessingGroup" xmlns:wpi="http://schemas.microsoft.com/office/word/2010/wordprocessingInk" xmlns:wne="http://schemas.microsoft.com/office/word/2006/wordml" xmlns:wps="http://schemas.microsoft.com/office/word/2010/wordprocessingShape" mc:Ignorable="w14 w15 w16se w16cid w16 w16cex w16sdtdh wp14">
+<w:document xmlns:wpc="http://schemas.microsoft.com/office/word/2010/wordprocessingCanvas" xmlns:cx="http://schemas.microsoft.com/office/drawing/2014/chartex" xmlns:cx1="http://schemas.microsoft.com/office/drawing/2015/9/8/chartex" xmlns:cx2="http://schemas.microsoft.com/office/drawing/2015/10/21/chartex" xmlns:cx3="http://schemas.microsoft.com/office/drawing/2016/5/9/chartex" xmlns:cx4="http://schemas.microsoft.com/office/drawing/2016/5/10/chartex" xmlns:cx5="http://schemas.microsoft.com/office/drawing/2016/5/11/chartex" xmlns:cx6="http://schemas.microsoft.com/office/drawing/2016/5/12/chartex" xmlns:cx7="http://schemas.microsoft.com/office/drawing/2016/5/13/chartex" xmlns:cx8="http://schemas.microsoft.com/office/drawing/2016/5/14/chartex" xmlns:mc="http://schemas.openxmlformats.org/markup-compatibility/2006" xmlns:aink="http://schemas.microsoft.com/office/drawing/2016/ink" xmlns:am3d="http://schemas.microsoft.com/office/drawing/2017/model3d" xmlns:o="urn:schemas-microsoft-com:office:office" xmlns:oel="http://schemas.microsoft.com/office/2019/extlst" xmlns:r="http://schemas.openxmlformats.org/officeDocument/2006/relationships" xmlns:m="http://schemas.openxmlformats.org/officeDocument/2006/math" xmlns:v="urn:schemas-microsoft-com:vml" xmlns:wp14="http://schemas.microsoft.com/office/word/2010/wordprocessingDrawing" xmlns:wp="http://schemas.openxmlformats.org/drawingml/2006/wordprocessingDrawing" xmlns:w10="urn:schemas-microsoft-com:office:word" xmlns:w="http://schemas.openxmlformats.org/wordprocessingml/2006/main" xmlns:w14="http://schemas.microsoft.com/office/word/2010/wordml" xmlns:w15="http://schemas.microsoft.com/office/word/2012/wordml" xmlns:w16cex="http://schemas.microsoft.com/office/word/2018/wordml/cex" xmlns:w16cid="http://schemas.microsoft.com/office/word/2016/wordml/cid" xmlns:w16="http://schemas.microsoft.com/office/word/2018/wordml" xmlns:w16du="http://schemas.microsoft.com/office/word/2023/wordml/word16du" xmlns:w16sdtdh="http://schemas.microsoft.com/office/word/2020/wordml/sdtdatahash" xmlns:w16sdtfl="http://schemas.microsoft.com/office/word/2024/wordml/sdtformatlock" xmlns:w16se="http://schemas.microsoft.com/office/word/2015/wordml/symex" xmlns:wpg="http://schemas.microsoft.com/office/word/2010/wordprocessingGroup" xmlns:wpi="http://schemas.microsoft.com/office/word/2010/wordprocessingInk" xmlns:wne="http://schemas.microsoft.com/office/word/2006/wordml" xmlns:wps="http://schemas.microsoft.com/office/word/2010/wordprocessingShape" mc:Ignorable="w14 w15 w16se w16cid w16 w16cex w16sdtdh w16sdtfl w16du wp14">
   <w:body>
+    <w:p>
+      <w:pPr>
+        <w:spacing w:before="0" w:line="240" w:lineRule="auto"/>
+        <w:jc w:val="center"/>
+        <w:rPr>
+          <w:b/>
+          <w:bCs/>
+          <w:sz w:val="32"/>
+          <w:szCs w:val="32"/>
+          <w:u w:val="single"/>
+        </w:rPr>
+      </w:pPr>
+      <w:r>
+        <w:rPr>
+          <w:b/>
+          <w:bCs/>
+          <w:sz w:val="32"/>
+          <w:szCs w:val="32"/>
+          <w:u w:val="single"/>
+        </w:rPr>
+        <w:t xml:space="preserve">TS </w:t>
+      </w:r>
+      <w:r>
+        <w:rPr>
+          <w:b/>
+          <w:bCs/>
+          <w:sz w:val="32"/>
+          <w:szCs w:val="32"/>
+          <w:u w:val="single"/>
+        </w:rPr>
+        <w:t xml:space="preserve">Jatai </w:t>
+      </w:r>
+      <w:r>
+        <w:rPr>
+          <w:b/>
+          <w:bCs/>
+          <w:sz w:val="32"/>
+          <w:szCs w:val="32"/>
+          <w:u w:val="single"/>
+        </w:rPr>
+        <w:t xml:space="preserve"> </w:t>
+      </w:r>
+      <w:r>
+        <w:rPr>
+          <w:b/>
+          <w:bCs/>
+          <w:sz w:val="32"/>
+          <w:szCs w:val="32"/>
+          <w:u w:val="single"/>
+        </w:rPr>
+        <w:t xml:space="preserve">– TS </w:t>
+      </w:r>
+      <w:r>
+        <w:rPr>
+          <w:b/>
+          <w:bCs/>
+          <w:sz w:val="32"/>
+          <w:szCs w:val="32"/>
+          <w:u w:val="single"/>
+        </w:rPr>
+        <w:t>4.2</w:t>
+      </w:r>
+      <w:r>
+        <w:rPr>
+          <w:b/>
+          <w:bCs/>
+          <w:sz w:val="32"/>
+          <w:szCs w:val="32"/>
+          <w:u w:val="single"/>
+        </w:rPr>
+        <w:t xml:space="preserve"> </w:t>
+      </w:r>
+      <w:r>
+        <w:rPr>
+          <w:b/>
+          <w:bCs/>
+          <w:sz w:val="32"/>
+          <w:szCs w:val="32"/>
+          <w:u w:val="single"/>
+        </w:rPr>
+        <w:t>Malayalam</w:t>
+      </w:r>
+      <w:r>
+        <w:rPr>
+          <w:b/>
+          <w:bCs/>
+          <w:sz w:val="32"/>
+          <w:szCs w:val="32"/>
+          <w:u w:val="single"/>
+        </w:rPr>
+        <w:t xml:space="preserve"> Corrections –</w:t>
+      </w:r>
+      <w:r>
+        <w:rPr>
+          <w:b/>
+          <w:bCs/>
+          <w:sz w:val="32"/>
+          <w:szCs w:val="32"/>
+          <w:u w:val="single"/>
+        </w:rPr>
+        <w:t xml:space="preserve"> </w:t>
+      </w:r>
+      <w:r>
+        <w:rPr>
+          <w:b/>
+          <w:bCs/>
+          <w:sz w:val="32"/>
+          <w:szCs w:val="32"/>
+          <w:u w:val="single"/>
+        </w:rPr>
+        <w:t xml:space="preserve">Observed till </w:t>
+      </w:r>
+      <w:r>
+        <w:rPr>
+          <w:b/>
+          <w:bCs/>
+          <w:sz w:val="32"/>
+          <w:szCs w:val="32"/>
+          <w:u w:val="single"/>
+        </w:rPr>
+        <w:t xml:space="preserve">31st </w:t>
+      </w:r>
+      <w:r>
+        <w:rPr>
+          <w:b/>
+          <w:bCs/>
+          <w:sz w:val="32"/>
+          <w:szCs w:val="32"/>
+          <w:u w:val="single"/>
+        </w:rPr>
+        <w:t>Oct</w:t>
+      </w:r>
+      <w:r>
+        <w:rPr>
+          <w:b/>
+          <w:bCs/>
+          <w:sz w:val="32"/>
+          <w:szCs w:val="32"/>
+          <w:u w:val="single"/>
+        </w:rPr>
+        <w:t xml:space="preserve"> 202</w:t>
+      </w:r>
+      <w:r>
+        <w:rPr>
+          <w:b/>
+          <w:bCs/>
+          <w:sz w:val="32"/>
+          <w:szCs w:val="32"/>
+          <w:u w:val="single"/>
+        </w:rPr>
+        <w:t>6</w:t>
+      </w:r>
+    </w:p>
+    <w:p>
+      <w:pPr>
+        <w:spacing w:before="0" w:line="240" w:lineRule="auto"/>
+        <w:jc w:val="center"/>
+        <w:rPr>
+          <w:b/>
+          <w:bCs/>
+          <w:sz w:val="28"/>
+          <w:szCs w:val="32"/>
+        </w:rPr>
+      </w:pPr>
+      <w:r>
+        <w:rPr>
+          <w:b/>
+          <w:bCs/>
+          <w:sz w:val="28"/>
+          <w:szCs w:val="32"/>
+        </w:rPr>
+        <w:t>(ignore those which are already incorporated in your book’s version and date)</w:t>
+      </w:r>
+    </w:p>
+    <w:tbl>
+      <w:tblPr>
+        <w:tblW w:w="14537" w:type="dxa"/>
+        <w:tblInd w:w="-792" w:type="dxa"/>
+        <w:tblBorders>
+          <w:top w:val="single" w:sz="4" w:space="0" w:color="000000"/>
+          <w:left w:val="single" w:sz="4" w:space="0" w:color="000000"/>
+          <w:bottom w:val="single" w:sz="4" w:space="0" w:color="000000"/>
+          <w:right w:val="single" w:sz="4" w:space="0" w:color="000000"/>
+          <w:insideH w:val="single" w:sz="4" w:space="0" w:color="000000"/>
+          <w:insideV w:val="single" w:sz="4" w:space="0" w:color="000000"/>
+        </w:tblBorders>
+        <w:tblLook w:val="04A0" w:firstRow="1" w:lastRow="0" w:firstColumn="1" w:lastColumn="0" w:noHBand="0" w:noVBand="1"/>
+      </w:tblPr>
+      <w:tblGrid>
+        <w:gridCol w:w="7166"/>
+        <w:gridCol w:w="7371"/>
+      </w:tblGrid>
+      <w:tr>
+        <w:tc>
+          <w:tcPr>
+            <w:tcW w:w="7166" w:type="dxa"/>
+          </w:tcPr>
+          <w:p>
+            <w:pPr>
+              <w:spacing w:before="0" w:line="240" w:lineRule="auto"/>
+              <w:jc w:val="center"/>
+              <w:rPr>
+                <w:b/>
+                <w:sz w:val="32"/>
+                <w:szCs w:val="32"/>
+              </w:rPr>
+            </w:pPr>
+            <w:r>
+              <w:rPr>
+                <w:b/>
+                <w:sz w:val="32"/>
+                <w:szCs w:val="32"/>
+              </w:rPr>
+              <w:t>As Printed</w:t>
+            </w:r>
+          </w:p>
+        </w:tc>
+        <w:tc>
+          <w:tcPr>
+            <w:tcW w:w="7371" w:type="dxa"/>
+          </w:tcPr>
+          <w:p>
+            <w:pPr>
+              <w:spacing w:before="0" w:line="240" w:lineRule="auto"/>
+              <w:ind w:right="-18"/>
+              <w:jc w:val="center"/>
+              <w:rPr>
+                <w:b/>
+                <w:sz w:val="32"/>
+                <w:szCs w:val="32"/>
+              </w:rPr>
+            </w:pPr>
+            <w:r>
+              <w:rPr>
+                <w:b/>
+                <w:sz w:val="32"/>
+                <w:szCs w:val="32"/>
+              </w:rPr>
+              <w:t>To be read as or corrected as</w:t>
+            </w:r>
+            <w:r>
+              <w:rPr>
+                <w:b/>
+                <w:sz w:val="32"/>
+                <w:szCs w:val="32"/>
+              </w:rPr>
+              <w:t xml:space="preserve"> </w:t>
+            </w:r>
+          </w:p>
+        </w:tc>
+      </w:tr>
+      <w:tr>
+        <w:trPr>
+          <w:trHeight w:val="488"/>
+        </w:trPr>
+        <w:tc>
+          <w:tcPr>
+            <w:tcW w:w="7166" w:type="dxa"/>
+            <w:tcBorders>
+              <w:top w:val="single" w:sz="4" w:space="0" w:color="000000"/>
+              <w:left w:val="single" w:sz="4" w:space="0" w:color="000000"/>
+              <w:bottom w:val="single" w:sz="4" w:space="0" w:color="000000"/>
+              <w:right w:val="single" w:sz="4" w:space="0" w:color="000000"/>
+            </w:tcBorders>
+          </w:tcPr>
+          <w:p>
+            <w:pPr>
+              <w:widowControl w:val="0"/>
+              <w:autoSpaceDE w:val="0"/>
+              <w:autoSpaceDN w:val="0"/>
+              <w:adjustRightInd w:val="0"/>
+              <w:spacing w:before="0" w:line="240" w:lineRule="auto"/>
+              <w:jc w:val="center"/>
+              <w:rPr>
+                <w:rFonts w:cs="BRH Malayalam Extra"/>
+                <w:b/>
+                <w:bCs/>
+                <w:szCs w:val="40"/>
+              </w:rPr>
+            </w:pPr>
+            <w:r>
+              <w:rPr>
+                <w:rFonts w:cs="BRH Malayalam Extra"/>
+                <w:b/>
+                <w:bCs/>
+                <w:szCs w:val="40"/>
+                <w:lang w:val="it-IT"/>
+              </w:rPr>
+              <w:t xml:space="preserve">None, None. None, </w:t>
+            </w:r>
+            <w:r>
+              <w:rPr>
+                <w:rFonts w:cs="BRH Malayalam Extra"/>
+                <w:b/>
+                <w:bCs/>
+                <w:szCs w:val="40"/>
+                <w:lang w:val="it-IT"/>
+              </w:rPr>
+              <w:t xml:space="preserve">None, None. </w:t>
+            </w:r>
+            <w:r>
+              <w:rPr>
+                <w:rFonts w:cs="BRH Malayalam Extra"/>
+                <w:b/>
+                <w:bCs/>
+                <w:szCs w:val="40"/>
+              </w:rPr>
+              <w:t>None</w:t>
+            </w:r>
+          </w:p>
+        </w:tc>
+        <w:tc>
+          <w:tcPr>
+            <w:tcW w:w="7371" w:type="dxa"/>
+            <w:tcBorders>
+              <w:top w:val="single" w:sz="4" w:space="0" w:color="000000"/>
+              <w:left w:val="single" w:sz="4" w:space="0" w:color="000000"/>
+              <w:bottom w:val="single" w:sz="4" w:space="0" w:color="000000"/>
+              <w:right w:val="single" w:sz="4" w:space="0" w:color="000000"/>
+            </w:tcBorders>
+          </w:tcPr>
+          <w:p>
+            <w:pPr>
+              <w:widowControl w:val="0"/>
+              <w:autoSpaceDE w:val="0"/>
+              <w:autoSpaceDN w:val="0"/>
+              <w:adjustRightInd w:val="0"/>
+              <w:spacing w:before="0" w:line="240" w:lineRule="auto"/>
+              <w:rPr>
+                <w:rFonts w:cs="BRH Malayalam Extra"/>
+                <w:szCs w:val="40"/>
+              </w:rPr>
+            </w:pPr>
+            <w:r>
+              <w:rPr>
+                <w:rFonts w:cs="BRH Malayalam Extra"/>
+                <w:b/>
+                <w:bCs/>
+                <w:szCs w:val="40"/>
+                <w:lang w:val="it-IT"/>
+              </w:rPr>
+              <w:t xml:space="preserve">None, None. None, None, None. </w:t>
+            </w:r>
+            <w:r>
+              <w:rPr>
+                <w:rFonts w:cs="BRH Malayalam Extra"/>
+                <w:b/>
+                <w:bCs/>
+                <w:szCs w:val="40"/>
+              </w:rPr>
+              <w:t>None</w:t>
+            </w:r>
+          </w:p>
+        </w:tc>
+      </w:tr>
+    </w:tbl>
+    <w:p>
+      <w:pPr>
+        <w:spacing w:before="0" w:line="240" w:lineRule="auto"/>
+        <w:jc w:val="center"/>
+        <w:rPr>
+          <w:b/>
+          <w:bCs/>
+          <w:sz w:val="32"/>
+          <w:szCs w:val="32"/>
+          <w:u w:val="single"/>
+        </w:rPr>
+      </w:pPr>
+      <w:r>
+        <w:rPr>
+          <w:b/>
+          <w:bCs/>
+          <w:sz w:val="32"/>
+          <w:szCs w:val="32"/>
+          <w:u w:val="single"/>
+        </w:rPr>
+        <w:t>===============</w:t>
+      </w:r>
+    </w:p>
+    <w:p>
+      <w:pPr>
+        <w:spacing w:before="0" w:line="240" w:lineRule="auto"/>
+        <w:jc w:val="center"/>
+        <w:rPr>
+          <w:b/>
+          <w:bCs/>
+          <w:sz w:val="32"/>
+          <w:szCs w:val="32"/>
+          <w:u w:val="single"/>
+        </w:rPr>
+      </w:pPr>
+    </w:p>
     <w:p>
       <w:pPr>
         <w:spacing w:before="0" w:line="240" w:lineRule="auto"/>
@@ -270,7 +662,6 @@
               </w:rPr>
               <w:t>(</w:t>
             </w:r>
-            <w:proofErr w:type="gramStart"/>
             <w:r>
               <w:rPr>
                 <w:rFonts w:cs="BRH Malayalam Extra"/>
@@ -288,7 +679,6 @@
               </w:rPr>
               <w:t>)[</w:t>
             </w:r>
-            <w:proofErr w:type="gramEnd"/>
             <w:r>
               <w:rPr>
                 <w:rFonts w:cs="BRH Malayalam Extra"/>
@@ -505,7 +895,6 @@
               </w:rPr>
               <w:t>(</w:t>
             </w:r>
-            <w:proofErr w:type="gramStart"/>
             <w:r>
               <w:rPr>
                 <w:rFonts w:cs="BRH Malayalam Extra"/>
@@ -523,7 +912,6 @@
               </w:rPr>
               <w:t>)[</w:t>
             </w:r>
-            <w:proofErr w:type="gramEnd"/>
             <w:r>
               <w:rPr>
                 <w:rFonts w:cs="BRH Malayalam Extra"/>
@@ -764,7 +1152,6 @@
               </w:rPr>
               <w:t>(</w:t>
             </w:r>
-            <w:proofErr w:type="gramStart"/>
             <w:r>
               <w:rPr>
                 <w:rFonts w:cs="BRH Malayalam Extra"/>
@@ -782,7 +1169,6 @@
               </w:rPr>
               <w:t>)[</w:t>
             </w:r>
-            <w:proofErr w:type="gramEnd"/>
             <w:r>
               <w:rPr>
                 <w:rFonts w:cs="BRH Malayalam Extra"/>
@@ -1000,7 +1386,6 @@
               </w:rPr>
               <w:t>(</w:t>
             </w:r>
-            <w:proofErr w:type="gramStart"/>
             <w:r>
               <w:rPr>
                 <w:rFonts w:cs="BRH Malayalam Extra"/>
@@ -1018,7 +1403,6 @@
               </w:rPr>
               <w:t>)[</w:t>
             </w:r>
-            <w:proofErr w:type="gramEnd"/>
             <w:r>
               <w:rPr>
                 <w:rFonts w:cs="BRH Malayalam Extra"/>
@@ -1260,7 +1644,6 @@
               </w:rPr>
               <w:t>(</w:t>
             </w:r>
-            <w:proofErr w:type="gramStart"/>
             <w:r>
               <w:rPr>
                 <w:rFonts w:cs="BRH Malayalam Extra"/>
@@ -1278,7 +1661,6 @@
               </w:rPr>
               <w:t>)[</w:t>
             </w:r>
-            <w:proofErr w:type="gramEnd"/>
             <w:r>
               <w:rPr>
                 <w:rFonts w:cs="BRH Malayalam Extra"/>
@@ -1495,7 +1877,6 @@
               </w:rPr>
               <w:t>(</w:t>
             </w:r>
-            <w:proofErr w:type="gramStart"/>
             <w:r>
               <w:rPr>
                 <w:rFonts w:cs="BRH Malayalam Extra"/>
@@ -1513,7 +1894,6 @@
               </w:rPr>
               <w:t>)[</w:t>
             </w:r>
-            <w:proofErr w:type="gramEnd"/>
             <w:r>
               <w:rPr>
                 <w:rFonts w:cs="BRH Malayalam Extra"/>
@@ -1753,7 +2133,6 @@
               </w:rPr>
               <w:t>(</w:t>
             </w:r>
-            <w:proofErr w:type="gramStart"/>
             <w:r>
               <w:rPr>
                 <w:rFonts w:cs="BRH Malayalam Extra"/>
@@ -1771,7 +2150,6 @@
               </w:rPr>
               <w:t>)[</w:t>
             </w:r>
-            <w:proofErr w:type="gramEnd"/>
             <w:r>
               <w:rPr>
                 <w:rFonts w:cs="BRH Malayalam Extra"/>
@@ -1988,7 +2366,6 @@
               </w:rPr>
               <w:t>(</w:t>
             </w:r>
-            <w:proofErr w:type="gramStart"/>
             <w:r>
               <w:rPr>
                 <w:rFonts w:cs="BRH Malayalam Extra"/>
@@ -2006,7 +2383,6 @@
               </w:rPr>
               <w:t>)[</w:t>
             </w:r>
-            <w:proofErr w:type="gramEnd"/>
             <w:r>
               <w:rPr>
                 <w:rFonts w:cs="BRH Malayalam Extra"/>
@@ -2246,7 +2622,6 @@
               </w:rPr>
               <w:t>(</w:t>
             </w:r>
-            <w:proofErr w:type="gramStart"/>
             <w:r>
               <w:rPr>
                 <w:rFonts w:cs="BRH Malayalam Extra"/>
@@ -2264,7 +2639,6 @@
               </w:rPr>
               <w:t>)[</w:t>
             </w:r>
-            <w:proofErr w:type="gramEnd"/>
             <w:r>
               <w:rPr>
                 <w:rFonts w:cs="BRH Malayalam Extra"/>
@@ -2588,7 +2962,6 @@
               </w:rPr>
               <w:t>(</w:t>
             </w:r>
-            <w:proofErr w:type="gramStart"/>
             <w:r>
               <w:rPr>
                 <w:rFonts w:cs="BRH Malayalam Extra"/>
@@ -2606,7 +2979,6 @@
               </w:rPr>
               <w:t>)[</w:t>
             </w:r>
-            <w:proofErr w:type="gramEnd"/>
             <w:r>
               <w:rPr>
                 <w:rFonts w:cs="BRH Malayalam Extra"/>
@@ -2933,9 +3305,9 @@
                 <w:sz w:val="32"/>
                 <w:szCs w:val="32"/>
               </w:rPr>
+              <w:lastRenderedPageBreak/>
               <w:t>(</w:t>
             </w:r>
-            <w:proofErr w:type="gramStart"/>
             <w:r>
               <w:rPr>
                 <w:rFonts w:cs="BRH Malayalam Extra"/>
@@ -2953,7 +3325,6 @@
               </w:rPr>
               <w:t>)[</w:t>
             </w:r>
-            <w:proofErr w:type="gramEnd"/>
             <w:r>
               <w:rPr>
                 <w:rFonts w:cs="BRH Malayalam Extra"/>
@@ -3213,32 +3584,15 @@
                 <w:szCs w:val="32"/>
               </w:rPr>
             </w:pPr>
-          </w:p>
-          <w:p>
-            <w:pPr>
-              <w:widowControl w:val="0"/>
-              <w:autoSpaceDE w:val="0"/>
-              <w:autoSpaceDN w:val="0"/>
-              <w:adjustRightInd w:val="0"/>
-              <w:spacing w:before="0" w:line="240" w:lineRule="auto"/>
-              <w:rPr>
-                <w:rFonts w:ascii="BRH Malayalam Extra" w:hAnsi="BRH Malayalam Extra" w:cs="BRH Malayalam Extra"/>
-                <w:color w:val="000000"/>
-                <w:sz w:val="32"/>
-                <w:szCs w:val="32"/>
-              </w:rPr>
-            </w:pPr>
-            <w:r>
-              <w:rPr>
-                <w:rFonts w:ascii="BRH Malayalam Extra" w:hAnsi="BRH Malayalam Extra" w:cs="BRH Malayalam Extra"/>
-                <w:color w:val="000000"/>
-                <w:sz w:val="32"/>
-                <w:szCs w:val="32"/>
-              </w:rPr>
-              <w:lastRenderedPageBreak/>
+            <w:r>
+              <w:rPr>
+                <w:rFonts w:ascii="BRH Malayalam Extra" w:hAnsi="BRH Malayalam Extra" w:cs="BRH Malayalam Extra"/>
+                <w:color w:val="000000"/>
+                <w:sz w:val="32"/>
+                <w:szCs w:val="32"/>
+              </w:rPr>
               <w:t>(</w:t>
             </w:r>
-            <w:proofErr w:type="gramStart"/>
             <w:r>
               <w:rPr>
                 <w:rFonts w:cs="BRH Malayalam Extra"/>
@@ -3256,7 +3610,6 @@
               </w:rPr>
               <w:t>)[</w:t>
             </w:r>
-            <w:proofErr w:type="gramEnd"/>
             <w:r>
               <w:rPr>
                 <w:rFonts w:cs="BRH Malayalam Extra"/>
@@ -3596,10 +3949,8 @@
                 <w:sz w:val="32"/>
                 <w:szCs w:val="32"/>
               </w:rPr>
-              <w:lastRenderedPageBreak/>
               <w:t>(</w:t>
             </w:r>
-            <w:proofErr w:type="gramStart"/>
             <w:r>
               <w:rPr>
                 <w:rFonts w:cs="BRH Malayalam Extra"/>
@@ -3617,7 +3968,6 @@
               </w:rPr>
               <w:t>)[</w:t>
             </w:r>
-            <w:proofErr w:type="gramEnd"/>
             <w:r>
               <w:rPr>
                 <w:rFonts w:cs="BRH Malayalam Extra"/>
@@ -3901,32 +4251,15 @@
                 <w:szCs w:val="32"/>
               </w:rPr>
             </w:pPr>
-          </w:p>
-          <w:p>
-            <w:pPr>
-              <w:widowControl w:val="0"/>
-              <w:autoSpaceDE w:val="0"/>
-              <w:autoSpaceDN w:val="0"/>
-              <w:adjustRightInd w:val="0"/>
-              <w:spacing w:before="0" w:line="240" w:lineRule="auto"/>
-              <w:rPr>
-                <w:rFonts w:ascii="BRH Malayalam Extra" w:hAnsi="BRH Malayalam Extra" w:cs="BRH Malayalam Extra"/>
-                <w:color w:val="000000"/>
-                <w:sz w:val="32"/>
-                <w:szCs w:val="32"/>
-              </w:rPr>
-            </w:pPr>
-            <w:r>
-              <w:rPr>
-                <w:rFonts w:ascii="BRH Malayalam Extra" w:hAnsi="BRH Malayalam Extra" w:cs="BRH Malayalam Extra"/>
-                <w:color w:val="000000"/>
-                <w:sz w:val="32"/>
-                <w:szCs w:val="32"/>
-              </w:rPr>
-              <w:lastRenderedPageBreak/>
+            <w:r>
+              <w:rPr>
+                <w:rFonts w:ascii="BRH Malayalam Extra" w:hAnsi="BRH Malayalam Extra" w:cs="BRH Malayalam Extra"/>
+                <w:color w:val="000000"/>
+                <w:sz w:val="32"/>
+                <w:szCs w:val="32"/>
+              </w:rPr>
               <w:t>(</w:t>
             </w:r>
-            <w:proofErr w:type="gramStart"/>
             <w:r>
               <w:rPr>
                 <w:rFonts w:cs="BRH Malayalam Extra"/>
@@ -3944,7 +4277,6 @@
               </w:rPr>
               <w:t>)[</w:t>
             </w:r>
-            <w:proofErr w:type="gramEnd"/>
             <w:r>
               <w:rPr>
                 <w:rFonts w:cs="BRH Malayalam Extra"/>
@@ -4289,10 +4621,8 @@
                 <w:sz w:val="32"/>
                 <w:szCs w:val="32"/>
               </w:rPr>
-              <w:lastRenderedPageBreak/>
               <w:t>(</w:t>
             </w:r>
-            <w:proofErr w:type="gramStart"/>
             <w:r>
               <w:rPr>
                 <w:rFonts w:cs="BRH Malayalam Extra"/>
@@ -4310,7 +4640,6 @@
               </w:rPr>
               <w:t>)[</w:t>
             </w:r>
-            <w:proofErr w:type="gramEnd"/>
             <w:r>
               <w:rPr>
                 <w:rFonts w:cs="BRH Malayalam Extra"/>
@@ -4636,7 +4965,6 @@
               </w:rPr>
               <w:t>(</w:t>
             </w:r>
-            <w:proofErr w:type="gramStart"/>
             <w:r>
               <w:rPr>
                 <w:rFonts w:cs="BRH Malayalam Extra"/>
@@ -4654,7 +4982,6 @@
               </w:rPr>
               <w:t>)[</w:t>
             </w:r>
-            <w:proofErr w:type="gramEnd"/>
             <w:r>
               <w:rPr>
                 <w:rFonts w:cs="BRH Malayalam Extra"/>
@@ -4995,7 +5322,6 @@
               </w:rPr>
               <w:t>(</w:t>
             </w:r>
-            <w:proofErr w:type="gramStart"/>
             <w:r>
               <w:rPr>
                 <w:rFonts w:cs="BRH Malayalam Extra"/>
@@ -5013,7 +5339,6 @@
               </w:rPr>
               <w:t>)[</w:t>
             </w:r>
-            <w:proofErr w:type="gramEnd"/>
             <w:r>
               <w:rPr>
                 <w:rFonts w:cs="BRH Malayalam Extra"/>
@@ -5256,7 +5581,6 @@
               </w:rPr>
               <w:t>(</w:t>
             </w:r>
-            <w:proofErr w:type="gramStart"/>
             <w:r>
               <w:rPr>
                 <w:rFonts w:cs="BRH Malayalam Extra"/>
@@ -5274,7 +5598,6 @@
               </w:rPr>
               <w:t>)[</w:t>
             </w:r>
-            <w:proofErr w:type="gramEnd"/>
             <w:r>
               <w:rPr>
                 <w:rFonts w:cs="BRH Malayalam Extra"/>
@@ -5531,7 +5854,6 @@
               </w:rPr>
               <w:t>(</w:t>
             </w:r>
-            <w:proofErr w:type="gramStart"/>
             <w:r>
               <w:rPr>
                 <w:rFonts w:cs="BRH Malayalam Extra"/>
@@ -5549,7 +5871,6 @@
               </w:rPr>
               <w:t>)[</w:t>
             </w:r>
-            <w:proofErr w:type="gramEnd"/>
             <w:r>
               <w:rPr>
                 <w:rFonts w:cs="BRH Malayalam Extra"/>
@@ -5935,7 +6256,6 @@
               </w:rPr>
               <w:t>(</w:t>
             </w:r>
-            <w:proofErr w:type="gramStart"/>
             <w:r>
               <w:rPr>
                 <w:rFonts w:cs="BRH Malayalam Extra"/>
@@ -5953,7 +6273,6 @@
               </w:rPr>
               <w:t>)[</w:t>
             </w:r>
-            <w:proofErr w:type="gramEnd"/>
             <w:r>
               <w:rPr>
                 <w:rFonts w:cs="BRH Malayalam Extra"/>
@@ -6344,7 +6663,6 @@
               </w:rPr>
               <w:t>(</w:t>
             </w:r>
-            <w:proofErr w:type="gramStart"/>
             <w:r>
               <w:rPr>
                 <w:rFonts w:cs="BRH Malayalam Extra"/>
@@ -6362,7 +6680,6 @@
               </w:rPr>
               <w:t>)[</w:t>
             </w:r>
-            <w:proofErr w:type="gramEnd"/>
             <w:r>
               <w:rPr>
                 <w:rFonts w:cs="BRH Malayalam Extra"/>
@@ -6588,7 +6905,6 @@
               </w:rPr>
               <w:t>(</w:t>
             </w:r>
-            <w:proofErr w:type="gramStart"/>
             <w:r>
               <w:rPr>
                 <w:rFonts w:cs="BRH Malayalam Extra"/>
@@ -6606,7 +6922,6 @@
               </w:rPr>
               <w:t>)[</w:t>
             </w:r>
-            <w:proofErr w:type="gramEnd"/>
             <w:r>
               <w:rPr>
                 <w:rFonts w:cs="BRH Malayalam Extra"/>
@@ -6845,9 +7160,9 @@
                 <w:sz w:val="32"/>
                 <w:szCs w:val="32"/>
               </w:rPr>
+              <w:lastRenderedPageBreak/>
               <w:t>(</w:t>
             </w:r>
-            <w:proofErr w:type="gramStart"/>
             <w:r>
               <w:rPr>
                 <w:rFonts w:cs="BRH Malayalam Extra"/>
@@ -6865,7 +7180,6 @@
               </w:rPr>
               <w:t>)[</w:t>
             </w:r>
-            <w:proofErr w:type="gramEnd"/>
             <w:r>
               <w:rPr>
                 <w:rFonts w:cs="BRH Malayalam Extra"/>
@@ -7216,7 +7530,6 @@
               </w:rPr>
               <w:t>(</w:t>
             </w:r>
-            <w:proofErr w:type="gramStart"/>
             <w:r>
               <w:rPr>
                 <w:rFonts w:cs="BRH Malayalam Extra"/>
@@ -7234,7 +7547,6 @@
               </w:rPr>
               <w:t>)[</w:t>
             </w:r>
-            <w:proofErr w:type="gramEnd"/>
             <w:r>
               <w:rPr>
                 <w:rFonts w:cs="BRH Malayalam Extra"/>
@@ -7612,7 +7924,6 @@
                 <w:szCs w:val="32"/>
                 <w:lang w:val="it-IT"/>
               </w:rPr>
-              <w:lastRenderedPageBreak/>
               <w:t>(</w:t>
             </w:r>
             <w:r>
@@ -8487,7 +8798,6 @@
               </w:rPr>
               <w:t>(</w:t>
             </w:r>
-            <w:proofErr w:type="gramStart"/>
             <w:r>
               <w:rPr>
                 <w:rFonts w:cs="BRH Malayalam Extra"/>
@@ -8505,7 +8815,6 @@
               </w:rPr>
               <w:t>)[</w:t>
             </w:r>
-            <w:proofErr w:type="gramEnd"/>
             <w:r>
               <w:rPr>
                 <w:rFonts w:cs="BRH Malayalam Extra"/>
@@ -9674,7 +9983,6 @@
               </w:rPr>
               <w:t>(</w:t>
             </w:r>
-            <w:proofErr w:type="gramStart"/>
             <w:r>
               <w:rPr>
                 <w:rFonts w:cs="BRH Malayalam Extra"/>
@@ -9692,7 +10000,6 @@
               </w:rPr>
               <w:t>)[</w:t>
             </w:r>
-            <w:proofErr w:type="gramEnd"/>
             <w:r>
               <w:rPr>
                 <w:rFonts w:cs="BRH Malayalam Extra"/>
@@ -10677,7 +10984,6 @@
               </w:rPr>
               <w:t>(</w:t>
             </w:r>
-            <w:proofErr w:type="gramStart"/>
             <w:r>
               <w:rPr>
                 <w:rFonts w:cs="BRH Malayalam Extra"/>
@@ -10695,7 +11001,6 @@
               </w:rPr>
               <w:t>)[</w:t>
             </w:r>
-            <w:proofErr w:type="gramEnd"/>
             <w:r>
               <w:rPr>
                 <w:rFonts w:cs="BRH Malayalam Extra"/>
@@ -10920,7 +11225,6 @@
               </w:rPr>
               <w:t>(</w:t>
             </w:r>
-            <w:proofErr w:type="gramStart"/>
             <w:r>
               <w:rPr>
                 <w:rFonts w:cs="BRH Malayalam Extra"/>
@@ -10938,7 +11242,6 @@
               </w:rPr>
               <w:t>)[</w:t>
             </w:r>
-            <w:proofErr w:type="gramEnd"/>
             <w:r>
               <w:rPr>
                 <w:rFonts w:cs="BRH Malayalam Extra"/>
@@ -11168,6 +11471,7 @@
                 <w:szCs w:val="32"/>
                 <w:lang w:val="it-IT"/>
               </w:rPr>
+              <w:lastRenderedPageBreak/>
               <w:t>(</w:t>
             </w:r>
             <w:r>
@@ -11721,10 +12025,8 @@
                 <w:sz w:val="32"/>
                 <w:szCs w:val="32"/>
               </w:rPr>
-              <w:lastRenderedPageBreak/>
               <w:t>(</w:t>
             </w:r>
-            <w:proofErr w:type="gramStart"/>
             <w:r>
               <w:rPr>
                 <w:rFonts w:cs="BRH Malayalam Extra"/>
@@ -11742,7 +12044,6 @@
               </w:rPr>
               <w:t>)[</w:t>
             </w:r>
-            <w:proofErr w:type="gramEnd"/>
             <w:r>
               <w:rPr>
                 <w:rFonts w:cs="BRH Malayalam Extra"/>
@@ -12072,7 +12373,6 @@
               </w:rPr>
               <w:t>(</w:t>
             </w:r>
-            <w:proofErr w:type="gramStart"/>
             <w:r>
               <w:rPr>
                 <w:rFonts w:cs="BRH Malayalam Extra"/>
@@ -12090,7 +12390,6 @@
               </w:rPr>
               <w:t>)[</w:t>
             </w:r>
-            <w:proofErr w:type="gramEnd"/>
             <w:r>
               <w:rPr>
                 <w:rFonts w:cs="BRH Malayalam Extra"/>
@@ -12543,7 +12842,6 @@
               </w:rPr>
               <w:t>(</w:t>
             </w:r>
-            <w:proofErr w:type="gramStart"/>
             <w:r>
               <w:rPr>
                 <w:rFonts w:cs="BRH Malayalam Extra"/>
@@ -12561,7 +12859,6 @@
               </w:rPr>
               <w:t>)[</w:t>
             </w:r>
-            <w:proofErr w:type="gramEnd"/>
             <w:r>
               <w:rPr>
                 <w:rFonts w:cs="BRH Malayalam Extra"/>
@@ -12894,7 +13191,6 @@
               </w:rPr>
               <w:t>(</w:t>
             </w:r>
-            <w:proofErr w:type="gramStart"/>
             <w:r>
               <w:rPr>
                 <w:rFonts w:cs="BRH Malayalam Extra"/>
@@ -12912,7 +13208,6 @@
               </w:rPr>
               <w:t>)[</w:t>
             </w:r>
-            <w:proofErr w:type="gramEnd"/>
             <w:r>
               <w:rPr>
                 <w:rFonts w:cs="BRH Malayalam Extra"/>
@@ -13233,7 +13528,6 @@
               </w:rPr>
               <w:t>(</w:t>
             </w:r>
-            <w:proofErr w:type="gramStart"/>
             <w:r>
               <w:rPr>
                 <w:rFonts w:cs="BRH Malayalam Extra"/>
@@ -13251,7 +13545,6 @@
               </w:rPr>
               <w:t>)[</w:t>
             </w:r>
-            <w:proofErr w:type="gramEnd"/>
             <w:r>
               <w:rPr>
                 <w:rFonts w:cs="BRH Malayalam Extra"/>
@@ -13714,7 +14007,6 @@
               </w:rPr>
               <w:t>(</w:t>
             </w:r>
-            <w:proofErr w:type="gramStart"/>
             <w:r>
               <w:rPr>
                 <w:rFonts w:cs="BRH Malayalam Extra"/>
@@ -13732,7 +14024,6 @@
               </w:rPr>
               <w:t>)[</w:t>
             </w:r>
-            <w:proofErr w:type="gramEnd"/>
             <w:r>
               <w:rPr>
                 <w:rFonts w:cs="BRH Malayalam Extra"/>
@@ -14080,7 +14371,6 @@
               </w:rPr>
               <w:t>(</w:t>
             </w:r>
-            <w:proofErr w:type="gramStart"/>
             <w:r>
               <w:rPr>
                 <w:rFonts w:cs="BRH Malayalam Extra"/>
@@ -14098,7 +14388,6 @@
               </w:rPr>
               <w:t>)[</w:t>
             </w:r>
-            <w:proofErr w:type="gramEnd"/>
             <w:r>
               <w:rPr>
                 <w:rFonts w:cs="BRH Malayalam Extra"/>
@@ -14376,7 +14665,6 @@
               </w:rPr>
               <w:t>(</w:t>
             </w:r>
-            <w:proofErr w:type="gramStart"/>
             <w:r>
               <w:rPr>
                 <w:rFonts w:cs="BRH Malayalam Extra"/>
@@ -14394,7 +14682,6 @@
               </w:rPr>
               <w:t>)[</w:t>
             </w:r>
-            <w:proofErr w:type="gramEnd"/>
             <w:r>
               <w:rPr>
                 <w:rFonts w:cs="BRH Malayalam Extra"/>
@@ -14656,7 +14943,6 @@
               </w:rPr>
               <w:t>(</w:t>
             </w:r>
-            <w:proofErr w:type="gramStart"/>
             <w:r>
               <w:rPr>
                 <w:rFonts w:cs="BRH Malayalam Extra"/>
@@ -14674,7 +14960,6 @@
               </w:rPr>
               <w:t>)[</w:t>
             </w:r>
-            <w:proofErr w:type="gramEnd"/>
             <w:r>
               <w:rPr>
                 <w:rFonts w:cs="BRH Malayalam Extra"/>
@@ -14952,7 +15237,6 @@
               </w:rPr>
               <w:t>(</w:t>
             </w:r>
-            <w:proofErr w:type="gramStart"/>
             <w:r>
               <w:rPr>
                 <w:rFonts w:cs="BRH Malayalam Extra"/>
@@ -14970,7 +15254,6 @@
               </w:rPr>
               <w:t>)[</w:t>
             </w:r>
-            <w:proofErr w:type="gramEnd"/>
             <w:r>
               <w:rPr>
                 <w:rFonts w:cs="BRH Malayalam Extra"/>
@@ -15237,7 +15520,6 @@
               </w:rPr>
               <w:t>(</w:t>
             </w:r>
-            <w:proofErr w:type="gramStart"/>
             <w:r>
               <w:rPr>
                 <w:rFonts w:cs="BRH Malayalam Extra"/>
@@ -15255,7 +15537,6 @@
               </w:rPr>
               <w:t>)[</w:t>
             </w:r>
-            <w:proofErr w:type="gramEnd"/>
             <w:r>
               <w:rPr>
                 <w:rFonts w:cs="BRH Malayalam Extra"/>
@@ -15627,6 +15908,7 @@
                 <w:szCs w:val="32"/>
                 <w:lang w:val="it-IT"/>
               </w:rPr>
+              <w:lastRenderedPageBreak/>
               <w:t>hõxp—ª</w:t>
             </w:r>
             <w:r>
@@ -15694,35 +15976,17 @@
                 <w:color w:val="000000"/>
                 <w:sz w:val="32"/>
                 <w:szCs w:val="32"/>
-                <w:lang w:val="it-IT"/>
               </w:rPr>
             </w:pPr>
-          </w:p>
-          <w:p>
-            <w:pPr>
-              <w:widowControl w:val="0"/>
-              <w:autoSpaceDE w:val="0"/>
-              <w:autoSpaceDN w:val="0"/>
-              <w:adjustRightInd w:val="0"/>
-              <w:spacing w:before="0" w:line="240" w:lineRule="auto"/>
-              <w:rPr>
-                <w:rFonts w:ascii="BRH Malayalam Extra" w:hAnsi="BRH Malayalam Extra" w:cs="BRH Malayalam Extra"/>
-                <w:color w:val="000000"/>
-                <w:sz w:val="32"/>
-                <w:szCs w:val="32"/>
-              </w:rPr>
-            </w:pPr>
-            <w:r>
-              <w:rPr>
-                <w:rFonts w:ascii="BRH Malayalam Extra" w:hAnsi="BRH Malayalam Extra" w:cs="BRH Malayalam Extra"/>
-                <w:color w:val="000000"/>
-                <w:sz w:val="32"/>
-                <w:szCs w:val="32"/>
-              </w:rPr>
-              <w:lastRenderedPageBreak/>
+            <w:r>
+              <w:rPr>
+                <w:rFonts w:ascii="BRH Malayalam Extra" w:hAnsi="BRH Malayalam Extra" w:cs="BRH Malayalam Extra"/>
+                <w:color w:val="000000"/>
+                <w:sz w:val="32"/>
+                <w:szCs w:val="32"/>
+              </w:rPr>
               <w:t>(</w:t>
             </w:r>
-            <w:proofErr w:type="gramStart"/>
             <w:r>
               <w:rPr>
                 <w:rFonts w:cs="BRH Malayalam Extra"/>
@@ -15740,7 +16004,6 @@
               </w:rPr>
               <w:t>)[</w:t>
             </w:r>
-            <w:proofErr w:type="gramEnd"/>
             <w:r>
               <w:rPr>
                 <w:rFonts w:cs="BRH Malayalam Extra"/>
@@ -16383,6 +16646,7 @@
                 <w:szCs w:val="32"/>
                 <w:lang w:val="it-IT"/>
               </w:rPr>
+              <w:lastRenderedPageBreak/>
               <w:t>hõxp—ª</w:t>
             </w:r>
             <w:r>
@@ -16443,31 +16707,14 @@
                 <w:lang w:val="it-IT"/>
               </w:rPr>
             </w:pPr>
-          </w:p>
-          <w:p>
-            <w:pPr>
-              <w:widowControl w:val="0"/>
-              <w:autoSpaceDE w:val="0"/>
-              <w:autoSpaceDN w:val="0"/>
-              <w:adjustRightInd w:val="0"/>
-              <w:spacing w:before="0" w:line="240" w:lineRule="auto"/>
-              <w:rPr>
-                <w:rFonts w:ascii="BRH Malayalam Extra" w:hAnsi="BRH Malayalam Extra" w:cs="BRH Malayalam Extra"/>
-                <w:color w:val="000000"/>
-                <w:sz w:val="32"/>
-                <w:szCs w:val="32"/>
-                <w:lang w:val="it-IT"/>
-              </w:rPr>
-            </w:pPr>
-            <w:r>
-              <w:rPr>
-                <w:rFonts w:ascii="BRH Malayalam Extra" w:hAnsi="BRH Malayalam Extra" w:cs="BRH Malayalam Extra"/>
-                <w:color w:val="000000"/>
-                <w:sz w:val="32"/>
-                <w:szCs w:val="32"/>
-                <w:lang w:val="it-IT"/>
-              </w:rPr>
-              <w:lastRenderedPageBreak/>
+            <w:r>
+              <w:rPr>
+                <w:rFonts w:ascii="BRH Malayalam Extra" w:hAnsi="BRH Malayalam Extra" w:cs="BRH Malayalam Extra"/>
+                <w:color w:val="000000"/>
+                <w:sz w:val="32"/>
+                <w:szCs w:val="32"/>
+                <w:lang w:val="it-IT"/>
+              </w:rPr>
               <w:t>(</w:t>
             </w:r>
             <w:r>
@@ -19593,158 +19840,142 @@
               <w:adjustRightInd w:val="0"/>
               <w:spacing w:before="0" w:line="240" w:lineRule="auto"/>
               <w:rPr>
-                <w:rFonts w:ascii="BRH Malayalam Extra" w:hAnsi="BRH Malayalam Extra" w:cs="BRH Malayalam Extra"/>
-                <w:color w:val="000000"/>
-                <w:sz w:val="32"/>
-                <w:szCs w:val="32"/>
-                <w:lang w:val="it-IT"/>
-              </w:rPr>
-            </w:pPr>
-            <w:r>
-              <w:rPr>
-                <w:rFonts w:ascii="BRH Malayalam Extra" w:hAnsi="BRH Malayalam Extra" w:cs="BRH Malayalam Extra"/>
-                <w:color w:val="000000"/>
-                <w:sz w:val="32"/>
-                <w:szCs w:val="32"/>
-                <w:lang w:val="it-IT"/>
-              </w:rPr>
-              <w:t>P</w:t>
-            </w:r>
-            <w:r>
-              <w:rPr>
-                <w:rFonts w:ascii="BRH Malayalam Extra" w:hAnsi="BRH Malayalam Extra" w:cs="BRH Malayalam Extra"/>
-                <w:color w:val="000000"/>
-                <w:sz w:val="28"/>
-                <w:szCs w:val="32"/>
-                <w:lang w:val="it-IT"/>
-              </w:rPr>
-              <w:t>–</w:t>
-            </w:r>
-            <w:r>
-              <w:rPr>
-                <w:rFonts w:ascii="BRH Malayalam Extra" w:hAnsi="BRH Malayalam Extra" w:cs="BRH Malayalam Extra"/>
-                <w:color w:val="000000"/>
-                <w:sz w:val="32"/>
-                <w:szCs w:val="32"/>
-                <w:lang w:val="it-IT"/>
-              </w:rPr>
-              <w:t>ª</w:t>
-            </w:r>
-            <w:r>
-              <w:rPr>
-                <w:rFonts w:ascii="BRH Malayalam Extra" w:hAnsi="BRH Malayalam Extra" w:cs="BRH Malayalam Extra"/>
-                <w:color w:val="000000"/>
-                <w:sz w:val="28"/>
-                <w:szCs w:val="32"/>
-                <w:lang w:val="it-IT"/>
-              </w:rPr>
-              <w:t>–</w:t>
-            </w:r>
-            <w:r>
-              <w:rPr>
-                <w:rFonts w:ascii="BRH Malayalam Extra" w:hAnsi="BRH Malayalam Extra" w:cs="BRH Malayalam Extra"/>
-                <w:color w:val="000000"/>
-                <w:sz w:val="32"/>
-                <w:szCs w:val="32"/>
-                <w:lang w:val="it-IT"/>
-              </w:rPr>
-              <w:t>.r</w:t>
-            </w:r>
-            <w:r>
-              <w:rPr>
-                <w:rFonts w:ascii="BRH Malayalam Extra" w:hAnsi="BRH Malayalam Extra" w:cs="BRH Malayalam Extra"/>
-                <w:color w:val="000000"/>
-                <w:sz w:val="28"/>
-                <w:szCs w:val="32"/>
-                <w:lang w:val="it-IT"/>
-              </w:rPr>
-              <w:t>–</w:t>
-            </w:r>
-            <w:r>
-              <w:rPr>
-                <w:rFonts w:ascii="BRH Malayalam Extra" w:hAnsi="BRH Malayalam Extra" w:cs="BRH Malayalam Extra"/>
-                <w:color w:val="000000"/>
-                <w:sz w:val="32"/>
-                <w:szCs w:val="32"/>
-                <w:lang w:val="it-IT"/>
-              </w:rPr>
-              <w:t>Yyhõ</w:t>
-            </w:r>
-            <w:r>
-              <w:rPr>
-                <w:rFonts w:ascii="BRH Malayalam Extra" w:hAnsi="BRH Malayalam Extra" w:cs="BRH Malayalam Extra"/>
-                <w:color w:val="000000"/>
-                <w:sz w:val="28"/>
-                <w:szCs w:val="32"/>
-                <w:lang w:val="it-IT"/>
-              </w:rPr>
-              <w:t>–</w:t>
-            </w:r>
-            <w:r>
-              <w:rPr>
-                <w:rFonts w:ascii="BRH Malayalam Extra" w:hAnsi="BRH Malayalam Extra" w:cs="BRH Malayalam Extra"/>
-                <w:color w:val="000000"/>
-                <w:sz w:val="32"/>
-                <w:szCs w:val="32"/>
-                <w:lang w:val="it-IT"/>
-              </w:rPr>
-              <w:t xml:space="preserve"> CZy— Pª.r</w:t>
-            </w:r>
-            <w:r>
-              <w:rPr>
-                <w:rFonts w:ascii="BRH Malayalam Extra" w:hAnsi="BRH Malayalam Extra" w:cs="BRH Malayalam Extra"/>
-                <w:color w:val="000000"/>
-                <w:sz w:val="28"/>
-                <w:szCs w:val="32"/>
-                <w:lang w:val="it-IT"/>
-              </w:rPr>
-              <w:t>–</w:t>
-            </w:r>
-            <w:r>
-              <w:rPr>
-                <w:rFonts w:ascii="BRH Malayalam Extra" w:hAnsi="BRH Malayalam Extra" w:cs="BRH Malayalam Extra"/>
-                <w:color w:val="000000"/>
-                <w:sz w:val="32"/>
-                <w:szCs w:val="32"/>
-                <w:lang w:val="it-IT"/>
-              </w:rPr>
-              <w:t>Yy - hõ</w:t>
-            </w:r>
-            <w:r>
-              <w:rPr>
-                <w:rFonts w:ascii="BRH Malayalam Extra" w:hAnsi="BRH Malayalam Extra" w:cs="BRH Malayalam Extra"/>
-                <w:color w:val="000000"/>
-                <w:sz w:val="28"/>
-                <w:szCs w:val="32"/>
-                <w:lang w:val="it-IT"/>
-              </w:rPr>
-              <w:t>–</w:t>
-            </w:r>
-            <w:r>
-              <w:rPr>
-                <w:rFonts w:ascii="BRH Malayalam Extra" w:hAnsi="BRH Malayalam Extra" w:cs="BRH Malayalam Extra"/>
-                <w:color w:val="000000"/>
-                <w:sz w:val="32"/>
-                <w:szCs w:val="32"/>
-                <w:lang w:val="it-IT"/>
-              </w:rPr>
-              <w:t xml:space="preserve">J | </w:t>
-            </w:r>
-          </w:p>
-          <w:p>
-            <w:pPr>
-              <w:widowControl w:val="0"/>
-              <w:autoSpaceDE w:val="0"/>
-              <w:autoSpaceDN w:val="0"/>
-              <w:adjustRightInd w:val="0"/>
-              <w:spacing w:before="0" w:line="240" w:lineRule="auto"/>
-              <w:rPr>
                 <w:rFonts w:cs="BRH Malayalam Extra"/>
                 <w:color w:val="FF0000"/>
                 <w:szCs w:val="40"/>
                 <w:lang w:val="it-IT"/>
               </w:rPr>
             </w:pPr>
+            <w:r>
+              <w:rPr>
+                <w:rFonts w:ascii="BRH Malayalam Extra" w:hAnsi="BRH Malayalam Extra" w:cs="BRH Malayalam Extra"/>
+                <w:color w:val="000000"/>
+                <w:sz w:val="32"/>
+                <w:szCs w:val="32"/>
+                <w:lang w:val="it-IT"/>
+              </w:rPr>
+              <w:t>P</w:t>
+            </w:r>
+            <w:r>
+              <w:rPr>
+                <w:rFonts w:ascii="BRH Malayalam Extra" w:hAnsi="BRH Malayalam Extra" w:cs="BRH Malayalam Extra"/>
+                <w:color w:val="000000"/>
+                <w:sz w:val="28"/>
+                <w:szCs w:val="32"/>
+                <w:lang w:val="it-IT"/>
+              </w:rPr>
+              <w:t>–</w:t>
+            </w:r>
+            <w:r>
+              <w:rPr>
+                <w:rFonts w:ascii="BRH Malayalam Extra" w:hAnsi="BRH Malayalam Extra" w:cs="BRH Malayalam Extra"/>
+                <w:color w:val="000000"/>
+                <w:sz w:val="32"/>
+                <w:szCs w:val="32"/>
+                <w:lang w:val="it-IT"/>
+              </w:rPr>
+              <w:t>ª</w:t>
+            </w:r>
+            <w:r>
+              <w:rPr>
+                <w:rFonts w:ascii="BRH Malayalam Extra" w:hAnsi="BRH Malayalam Extra" w:cs="BRH Malayalam Extra"/>
+                <w:color w:val="000000"/>
+                <w:sz w:val="28"/>
+                <w:szCs w:val="32"/>
+                <w:lang w:val="it-IT"/>
+              </w:rPr>
+              <w:t>–</w:t>
+            </w:r>
+            <w:r>
+              <w:rPr>
+                <w:rFonts w:ascii="BRH Malayalam Extra" w:hAnsi="BRH Malayalam Extra" w:cs="BRH Malayalam Extra"/>
+                <w:color w:val="000000"/>
+                <w:sz w:val="32"/>
+                <w:szCs w:val="32"/>
+                <w:lang w:val="it-IT"/>
+              </w:rPr>
+              <w:t>.r</w:t>
+            </w:r>
+            <w:r>
+              <w:rPr>
+                <w:rFonts w:ascii="BRH Malayalam Extra" w:hAnsi="BRH Malayalam Extra" w:cs="BRH Malayalam Extra"/>
+                <w:color w:val="000000"/>
+                <w:sz w:val="28"/>
+                <w:szCs w:val="32"/>
+                <w:lang w:val="it-IT"/>
+              </w:rPr>
+              <w:t>–</w:t>
+            </w:r>
+            <w:r>
+              <w:rPr>
+                <w:rFonts w:ascii="BRH Malayalam Extra" w:hAnsi="BRH Malayalam Extra" w:cs="BRH Malayalam Extra"/>
+                <w:color w:val="000000"/>
+                <w:sz w:val="32"/>
+                <w:szCs w:val="32"/>
+                <w:lang w:val="it-IT"/>
+              </w:rPr>
+              <w:t>Yyhõ</w:t>
+            </w:r>
+            <w:r>
+              <w:rPr>
+                <w:rFonts w:ascii="BRH Malayalam Extra" w:hAnsi="BRH Malayalam Extra" w:cs="BRH Malayalam Extra"/>
+                <w:color w:val="000000"/>
+                <w:sz w:val="28"/>
+                <w:szCs w:val="32"/>
+                <w:lang w:val="it-IT"/>
+              </w:rPr>
+              <w:t>–</w:t>
+            </w:r>
+            <w:r>
+              <w:rPr>
+                <w:rFonts w:ascii="BRH Malayalam Extra" w:hAnsi="BRH Malayalam Extra" w:cs="BRH Malayalam Extra"/>
+                <w:color w:val="000000"/>
+                <w:sz w:val="32"/>
+                <w:szCs w:val="32"/>
+                <w:lang w:val="it-IT"/>
+              </w:rPr>
+              <w:t xml:space="preserve"> CZy— Pª.r</w:t>
+            </w:r>
+            <w:r>
+              <w:rPr>
+                <w:rFonts w:ascii="BRH Malayalam Extra" w:hAnsi="BRH Malayalam Extra" w:cs="BRH Malayalam Extra"/>
+                <w:color w:val="000000"/>
+                <w:sz w:val="28"/>
+                <w:szCs w:val="32"/>
+                <w:lang w:val="it-IT"/>
+              </w:rPr>
+              <w:t>–</w:t>
+            </w:r>
+            <w:r>
+              <w:rPr>
+                <w:rFonts w:ascii="BRH Malayalam Extra" w:hAnsi="BRH Malayalam Extra" w:cs="BRH Malayalam Extra"/>
+                <w:color w:val="000000"/>
+                <w:sz w:val="32"/>
+                <w:szCs w:val="32"/>
+                <w:lang w:val="it-IT"/>
+              </w:rPr>
+              <w:t>Yy - hõ</w:t>
+            </w:r>
+            <w:r>
+              <w:rPr>
+                <w:rFonts w:ascii="BRH Malayalam Extra" w:hAnsi="BRH Malayalam Extra" w:cs="BRH Malayalam Extra"/>
+                <w:color w:val="000000"/>
+                <w:sz w:val="28"/>
+                <w:szCs w:val="32"/>
+                <w:lang w:val="it-IT"/>
+              </w:rPr>
+              <w:t>–</w:t>
+            </w:r>
+            <w:r>
+              <w:rPr>
+                <w:rFonts w:ascii="BRH Malayalam Extra" w:hAnsi="BRH Malayalam Extra" w:cs="BRH Malayalam Extra"/>
+                <w:color w:val="000000"/>
+                <w:sz w:val="32"/>
+                <w:szCs w:val="32"/>
+                <w:lang w:val="it-IT"/>
+              </w:rPr>
+              <w:t xml:space="preserve">J | </w:t>
+            </w:r>
           </w:p>
         </w:tc>
         <w:tc>
@@ -21005,158 +21236,142 @@
               <w:adjustRightInd w:val="0"/>
               <w:spacing w:before="0" w:line="240" w:lineRule="auto"/>
               <w:rPr>
-                <w:rFonts w:ascii="BRH Malayalam Extra" w:hAnsi="BRH Malayalam Extra" w:cs="BRH Malayalam Extra"/>
-                <w:color w:val="000000"/>
-                <w:sz w:val="32"/>
-                <w:szCs w:val="32"/>
-                <w:lang w:val="it-IT"/>
-              </w:rPr>
-            </w:pPr>
-            <w:r>
-              <w:rPr>
-                <w:rFonts w:ascii="BRH Malayalam Extra" w:hAnsi="BRH Malayalam Extra" w:cs="BRH Malayalam Extra"/>
-                <w:color w:val="000000"/>
-                <w:sz w:val="32"/>
-                <w:szCs w:val="32"/>
-                <w:lang w:val="it-IT"/>
-              </w:rPr>
-              <w:t>P</w:t>
-            </w:r>
-            <w:r>
-              <w:rPr>
-                <w:rFonts w:ascii="BRH Malayalam Extra" w:hAnsi="BRH Malayalam Extra" w:cs="BRH Malayalam Extra"/>
-                <w:color w:val="000000"/>
-                <w:sz w:val="28"/>
-                <w:szCs w:val="32"/>
-                <w:lang w:val="it-IT"/>
-              </w:rPr>
-              <w:t>–</w:t>
-            </w:r>
-            <w:r>
-              <w:rPr>
-                <w:rFonts w:ascii="BRH Malayalam Extra" w:hAnsi="BRH Malayalam Extra" w:cs="BRH Malayalam Extra"/>
-                <w:color w:val="000000"/>
-                <w:sz w:val="32"/>
-                <w:szCs w:val="32"/>
-                <w:lang w:val="it-IT"/>
-              </w:rPr>
-              <w:t>ª</w:t>
-            </w:r>
-            <w:r>
-              <w:rPr>
-                <w:rFonts w:ascii="BRH Malayalam Extra" w:hAnsi="BRH Malayalam Extra" w:cs="BRH Malayalam Extra"/>
-                <w:color w:val="000000"/>
-                <w:sz w:val="28"/>
-                <w:szCs w:val="32"/>
-                <w:lang w:val="it-IT"/>
-              </w:rPr>
-              <w:t>–</w:t>
-            </w:r>
-            <w:r>
-              <w:rPr>
-                <w:rFonts w:ascii="BRH Malayalam Extra" w:hAnsi="BRH Malayalam Extra" w:cs="BRH Malayalam Extra"/>
-                <w:color w:val="000000"/>
-                <w:sz w:val="32"/>
-                <w:szCs w:val="32"/>
-                <w:lang w:val="it-IT"/>
-              </w:rPr>
-              <w:t>.r</w:t>
-            </w:r>
-            <w:r>
-              <w:rPr>
-                <w:rFonts w:ascii="BRH Malayalam Extra" w:hAnsi="BRH Malayalam Extra" w:cs="BRH Malayalam Extra"/>
-                <w:color w:val="000000"/>
-                <w:sz w:val="28"/>
-                <w:szCs w:val="32"/>
-                <w:lang w:val="it-IT"/>
-              </w:rPr>
-              <w:t>–</w:t>
-            </w:r>
-            <w:r>
-              <w:rPr>
-                <w:rFonts w:ascii="BRH Malayalam Extra" w:hAnsi="BRH Malayalam Extra" w:cs="BRH Malayalam Extra"/>
-                <w:color w:val="000000"/>
-                <w:sz w:val="32"/>
-                <w:szCs w:val="32"/>
-                <w:lang w:val="it-IT"/>
-              </w:rPr>
-              <w:t>Yyhõ</w:t>
-            </w:r>
-            <w:r>
-              <w:rPr>
-                <w:rFonts w:ascii="BRH Malayalam Extra" w:hAnsi="BRH Malayalam Extra" w:cs="BRH Malayalam Extra"/>
-                <w:color w:val="000000"/>
-                <w:sz w:val="28"/>
-                <w:szCs w:val="32"/>
-                <w:lang w:val="it-IT"/>
-              </w:rPr>
-              <w:t>–</w:t>
-            </w:r>
-            <w:r>
-              <w:rPr>
-                <w:rFonts w:ascii="BRH Malayalam Extra" w:hAnsi="BRH Malayalam Extra" w:cs="BRH Malayalam Extra"/>
-                <w:color w:val="000000"/>
-                <w:sz w:val="32"/>
-                <w:szCs w:val="32"/>
-                <w:lang w:val="it-IT"/>
-              </w:rPr>
-              <w:t xml:space="preserve"> CZy— Pª.r</w:t>
-            </w:r>
-            <w:r>
-              <w:rPr>
-                <w:rFonts w:ascii="BRH Malayalam Extra" w:hAnsi="BRH Malayalam Extra" w:cs="BRH Malayalam Extra"/>
-                <w:color w:val="000000"/>
-                <w:sz w:val="28"/>
-                <w:szCs w:val="32"/>
-                <w:lang w:val="it-IT"/>
-              </w:rPr>
-              <w:t>–</w:t>
-            </w:r>
-            <w:r>
-              <w:rPr>
-                <w:rFonts w:ascii="BRH Malayalam Extra" w:hAnsi="BRH Malayalam Extra" w:cs="BRH Malayalam Extra"/>
-                <w:color w:val="000000"/>
-                <w:sz w:val="32"/>
-                <w:szCs w:val="32"/>
-                <w:lang w:val="it-IT"/>
-              </w:rPr>
-              <w:t>Yy - hõ</w:t>
-            </w:r>
-            <w:r>
-              <w:rPr>
-                <w:rFonts w:ascii="BRH Malayalam Extra" w:hAnsi="BRH Malayalam Extra" w:cs="BRH Malayalam Extra"/>
-                <w:color w:val="000000"/>
-                <w:sz w:val="28"/>
-                <w:szCs w:val="32"/>
-                <w:lang w:val="it-IT"/>
-              </w:rPr>
-              <w:t>–</w:t>
-            </w:r>
-            <w:r>
-              <w:rPr>
-                <w:rFonts w:ascii="BRH Malayalam Extra" w:hAnsi="BRH Malayalam Extra" w:cs="BRH Malayalam Extra"/>
-                <w:color w:val="000000"/>
-                <w:sz w:val="32"/>
-                <w:szCs w:val="32"/>
-                <w:lang w:val="it-IT"/>
-              </w:rPr>
-              <w:t xml:space="preserve">J | </w:t>
-            </w:r>
-          </w:p>
-          <w:p>
-            <w:pPr>
-              <w:widowControl w:val="0"/>
-              <w:autoSpaceDE w:val="0"/>
-              <w:autoSpaceDN w:val="0"/>
-              <w:adjustRightInd w:val="0"/>
-              <w:spacing w:before="0" w:line="240" w:lineRule="auto"/>
-              <w:rPr>
                 <w:rFonts w:cs="BRH Malayalam Extra"/>
                 <w:color w:val="FF0000"/>
                 <w:szCs w:val="40"/>
                 <w:lang w:val="it-IT"/>
               </w:rPr>
             </w:pPr>
+            <w:r>
+              <w:rPr>
+                <w:rFonts w:ascii="BRH Malayalam Extra" w:hAnsi="BRH Malayalam Extra" w:cs="BRH Malayalam Extra"/>
+                <w:color w:val="000000"/>
+                <w:sz w:val="32"/>
+                <w:szCs w:val="32"/>
+                <w:lang w:val="it-IT"/>
+              </w:rPr>
+              <w:t>P</w:t>
+            </w:r>
+            <w:r>
+              <w:rPr>
+                <w:rFonts w:ascii="BRH Malayalam Extra" w:hAnsi="BRH Malayalam Extra" w:cs="BRH Malayalam Extra"/>
+                <w:color w:val="000000"/>
+                <w:sz w:val="28"/>
+                <w:szCs w:val="32"/>
+                <w:lang w:val="it-IT"/>
+              </w:rPr>
+              <w:t>–</w:t>
+            </w:r>
+            <w:r>
+              <w:rPr>
+                <w:rFonts w:ascii="BRH Malayalam Extra" w:hAnsi="BRH Malayalam Extra" w:cs="BRH Malayalam Extra"/>
+                <w:color w:val="000000"/>
+                <w:sz w:val="32"/>
+                <w:szCs w:val="32"/>
+                <w:lang w:val="it-IT"/>
+              </w:rPr>
+              <w:t>ª</w:t>
+            </w:r>
+            <w:r>
+              <w:rPr>
+                <w:rFonts w:ascii="BRH Malayalam Extra" w:hAnsi="BRH Malayalam Extra" w:cs="BRH Malayalam Extra"/>
+                <w:color w:val="000000"/>
+                <w:sz w:val="28"/>
+                <w:szCs w:val="32"/>
+                <w:lang w:val="it-IT"/>
+              </w:rPr>
+              <w:t>–</w:t>
+            </w:r>
+            <w:r>
+              <w:rPr>
+                <w:rFonts w:ascii="BRH Malayalam Extra" w:hAnsi="BRH Malayalam Extra" w:cs="BRH Malayalam Extra"/>
+                <w:color w:val="000000"/>
+                <w:sz w:val="32"/>
+                <w:szCs w:val="32"/>
+                <w:lang w:val="it-IT"/>
+              </w:rPr>
+              <w:t>.r</w:t>
+            </w:r>
+            <w:r>
+              <w:rPr>
+                <w:rFonts w:ascii="BRH Malayalam Extra" w:hAnsi="BRH Malayalam Extra" w:cs="BRH Malayalam Extra"/>
+                <w:color w:val="000000"/>
+                <w:sz w:val="28"/>
+                <w:szCs w:val="32"/>
+                <w:lang w:val="it-IT"/>
+              </w:rPr>
+              <w:t>–</w:t>
+            </w:r>
+            <w:r>
+              <w:rPr>
+                <w:rFonts w:ascii="BRH Malayalam Extra" w:hAnsi="BRH Malayalam Extra" w:cs="BRH Malayalam Extra"/>
+                <w:color w:val="000000"/>
+                <w:sz w:val="32"/>
+                <w:szCs w:val="32"/>
+                <w:lang w:val="it-IT"/>
+              </w:rPr>
+              <w:t>Yyhõ</w:t>
+            </w:r>
+            <w:r>
+              <w:rPr>
+                <w:rFonts w:ascii="BRH Malayalam Extra" w:hAnsi="BRH Malayalam Extra" w:cs="BRH Malayalam Extra"/>
+                <w:color w:val="000000"/>
+                <w:sz w:val="28"/>
+                <w:szCs w:val="32"/>
+                <w:lang w:val="it-IT"/>
+              </w:rPr>
+              <w:t>–</w:t>
+            </w:r>
+            <w:r>
+              <w:rPr>
+                <w:rFonts w:ascii="BRH Malayalam Extra" w:hAnsi="BRH Malayalam Extra" w:cs="BRH Malayalam Extra"/>
+                <w:color w:val="000000"/>
+                <w:sz w:val="32"/>
+                <w:szCs w:val="32"/>
+                <w:lang w:val="it-IT"/>
+              </w:rPr>
+              <w:t xml:space="preserve"> CZy— Pª.r</w:t>
+            </w:r>
+            <w:r>
+              <w:rPr>
+                <w:rFonts w:ascii="BRH Malayalam Extra" w:hAnsi="BRH Malayalam Extra" w:cs="BRH Malayalam Extra"/>
+                <w:color w:val="000000"/>
+                <w:sz w:val="28"/>
+                <w:szCs w:val="32"/>
+                <w:lang w:val="it-IT"/>
+              </w:rPr>
+              <w:t>–</w:t>
+            </w:r>
+            <w:r>
+              <w:rPr>
+                <w:rFonts w:ascii="BRH Malayalam Extra" w:hAnsi="BRH Malayalam Extra" w:cs="BRH Malayalam Extra"/>
+                <w:color w:val="000000"/>
+                <w:sz w:val="32"/>
+                <w:szCs w:val="32"/>
+                <w:lang w:val="it-IT"/>
+              </w:rPr>
+              <w:t>Yy - hõ</w:t>
+            </w:r>
+            <w:r>
+              <w:rPr>
+                <w:rFonts w:ascii="BRH Malayalam Extra" w:hAnsi="BRH Malayalam Extra" w:cs="BRH Malayalam Extra"/>
+                <w:color w:val="000000"/>
+                <w:sz w:val="28"/>
+                <w:szCs w:val="32"/>
+                <w:lang w:val="it-IT"/>
+              </w:rPr>
+              <w:t>–</w:t>
+            </w:r>
+            <w:r>
+              <w:rPr>
+                <w:rFonts w:ascii="BRH Malayalam Extra" w:hAnsi="BRH Malayalam Extra" w:cs="BRH Malayalam Extra"/>
+                <w:color w:val="000000"/>
+                <w:sz w:val="32"/>
+                <w:szCs w:val="32"/>
+                <w:lang w:val="it-IT"/>
+              </w:rPr>
+              <w:t xml:space="preserve">J | </w:t>
+            </w:r>
           </w:p>
         </w:tc>
       </w:tr>
@@ -21198,7 +21413,6 @@
               <w:lastRenderedPageBreak/>
               <w:t>(</w:t>
             </w:r>
-            <w:proofErr w:type="gramStart"/>
             <w:r>
               <w:rPr>
                 <w:rFonts w:cs="BRH Malayalam Extra"/>
@@ -21216,7 +21430,6 @@
               </w:rPr>
               <w:t>)[</w:t>
             </w:r>
-            <w:proofErr w:type="gramEnd"/>
             <w:r>
               <w:rPr>
                 <w:rFonts w:cs="BRH Malayalam Extra"/>
@@ -21550,7 +21763,6 @@
               </w:rPr>
               <w:t>(</w:t>
             </w:r>
-            <w:proofErr w:type="gramStart"/>
             <w:r>
               <w:rPr>
                 <w:rFonts w:cs="BRH Malayalam Extra"/>
@@ -21568,7 +21780,6 @@
               </w:rPr>
               <w:t>)[</w:t>
             </w:r>
-            <w:proofErr w:type="gramEnd"/>
             <w:r>
               <w:rPr>
                 <w:rFonts w:cs="BRH Malayalam Extra"/>
@@ -21898,7 +22109,6 @@
               </w:rPr>
               <w:t>(</w:t>
             </w:r>
-            <w:proofErr w:type="gramStart"/>
             <w:r>
               <w:rPr>
                 <w:rFonts w:cs="BRH Malayalam Extra"/>
@@ -21916,7 +22126,6 @@
               </w:rPr>
               <w:t>)[</w:t>
             </w:r>
-            <w:proofErr w:type="gramEnd"/>
             <w:r>
               <w:rPr>
                 <w:rFonts w:cs="BRH Malayalam Extra"/>
@@ -22142,7 +22351,6 @@
               </w:rPr>
               <w:t>(</w:t>
             </w:r>
-            <w:proofErr w:type="gramStart"/>
             <w:r>
               <w:rPr>
                 <w:rFonts w:cs="BRH Malayalam Extra"/>
@@ -22160,7 +22368,6 @@
               </w:rPr>
               <w:t>)[</w:t>
             </w:r>
-            <w:proofErr w:type="gramEnd"/>
             <w:r>
               <w:rPr>
                 <w:rFonts w:cs="BRH Malayalam Extra"/>
@@ -22453,7 +22660,6 @@
         </w:rPr>
         <w:t xml:space="preserve">TS </w:t>
       </w:r>
-      <w:proofErr w:type="gramStart"/>
       <w:r>
         <w:rPr>
           <w:b/>
@@ -22482,18 +22688,7 @@
           <w:szCs w:val="32"/>
           <w:u w:val="single"/>
         </w:rPr>
-        <w:t>–</w:t>
-      </w:r>
-      <w:proofErr w:type="gramEnd"/>
-      <w:r>
-        <w:rPr>
-          <w:b/>
-          <w:bCs/>
-          <w:sz w:val="32"/>
-          <w:szCs w:val="32"/>
-          <w:u w:val="single"/>
-        </w:rPr>
-        <w:t xml:space="preserve"> TS </w:t>
+        <w:t xml:space="preserve">– TS </w:t>
       </w:r>
       <w:r>
         <w:rPr>
@@ -22931,7 +23126,7 @@
 </file>
 
 <file path=word/endnotes.xml><?xml version="1.0" encoding="utf-8"?>
-<w:endnotes xmlns:wpc="http://schemas.microsoft.com/office/word/2010/wordprocessingCanvas" xmlns:cx="http://schemas.microsoft.com/office/drawing/2014/chartex" xmlns:cx1="http://schemas.microsoft.com/office/drawing/2015/9/8/chartex" xmlns:cx2="http://schemas.microsoft.com/office/drawing/2015/10/21/chartex" xmlns:cx3="http://schemas.microsoft.com/office/drawing/2016/5/9/chartex" xmlns:cx4="http://schemas.microsoft.com/office/drawing/2016/5/10/chartex" xmlns:cx5="http://schemas.microsoft.com/office/drawing/2016/5/11/chartex" xmlns:cx6="http://schemas.microsoft.com/office/drawing/2016/5/12/chartex" xmlns:cx7="http://schemas.microsoft.com/office/drawing/2016/5/13/chartex" xmlns:cx8="http://schemas.microsoft.com/office/drawing/2016/5/14/chartex" xmlns:mc="http://schemas.openxmlformats.org/markup-compatibility/2006" xmlns:aink="http://schemas.microsoft.com/office/drawing/2016/ink" xmlns:am3d="http://schemas.microsoft.com/office/drawing/2017/model3d" xmlns:o="urn:schemas-microsoft-com:office:office" xmlns:oel="http://schemas.microsoft.com/office/2019/extlst" xmlns:r="http://schemas.openxmlformats.org/officeDocument/2006/relationships" xmlns:m="http://schemas.openxmlformats.org/officeDocument/2006/math" xmlns:v="urn:schemas-microsoft-com:vml" xmlns:wp14="http://schemas.microsoft.com/office/word/2010/wordprocessingDrawing" xmlns:wp="http://schemas.openxmlformats.org/drawingml/2006/wordprocessingDrawing" xmlns:w10="urn:schemas-microsoft-com:office:word" xmlns:w="http://schemas.openxmlformats.org/wordprocessingml/2006/main" xmlns:w14="http://schemas.microsoft.com/office/word/2010/wordml" xmlns:w15="http://schemas.microsoft.com/office/word/2012/wordml" xmlns:w16cex="http://schemas.microsoft.com/office/word/2018/wordml/cex" xmlns:w16cid="http://schemas.microsoft.com/office/word/2016/wordml/cid" xmlns:w16="http://schemas.microsoft.com/office/word/2018/wordml" xmlns:w16sdtdh="http://schemas.microsoft.com/office/word/2020/wordml/sdtdatahash" xmlns:w16se="http://schemas.microsoft.com/office/word/2015/wordml/symex" xmlns:wpg="http://schemas.microsoft.com/office/word/2010/wordprocessingGroup" xmlns:wpi="http://schemas.microsoft.com/office/word/2010/wordprocessingInk" xmlns:wne="http://schemas.microsoft.com/office/word/2006/wordml" xmlns:wps="http://schemas.microsoft.com/office/word/2010/wordprocessingShape" mc:Ignorable="w14 w15 w16se w16cid w16 w16cex w16sdtdh wp14">
+<w:endnotes xmlns:wpc="http://schemas.microsoft.com/office/word/2010/wordprocessingCanvas" xmlns:cx="http://schemas.microsoft.com/office/drawing/2014/chartex" xmlns:cx1="http://schemas.microsoft.com/office/drawing/2015/9/8/chartex" xmlns:cx2="http://schemas.microsoft.com/office/drawing/2015/10/21/chartex" xmlns:cx3="http://schemas.microsoft.com/office/drawing/2016/5/9/chartex" xmlns:cx4="http://schemas.microsoft.com/office/drawing/2016/5/10/chartex" xmlns:cx5="http://schemas.microsoft.com/office/drawing/2016/5/11/chartex" xmlns:cx6="http://schemas.microsoft.com/office/drawing/2016/5/12/chartex" xmlns:cx7="http://schemas.microsoft.com/office/drawing/2016/5/13/chartex" xmlns:cx8="http://schemas.microsoft.com/office/drawing/2016/5/14/chartex" xmlns:mc="http://schemas.openxmlformats.org/markup-compatibility/2006" xmlns:aink="http://schemas.microsoft.com/office/drawing/2016/ink" xmlns:am3d="http://schemas.microsoft.com/office/drawing/2017/model3d" xmlns:o="urn:schemas-microsoft-com:office:office" xmlns:oel="http://schemas.microsoft.com/office/2019/extlst" xmlns:r="http://schemas.openxmlformats.org/officeDocument/2006/relationships" xmlns:m="http://schemas.openxmlformats.org/officeDocument/2006/math" xmlns:v="urn:schemas-microsoft-com:vml" xmlns:wp14="http://schemas.microsoft.com/office/word/2010/wordprocessingDrawing" xmlns:wp="http://schemas.openxmlformats.org/drawingml/2006/wordprocessingDrawing" xmlns:w10="urn:schemas-microsoft-com:office:word" xmlns:w="http://schemas.openxmlformats.org/wordprocessingml/2006/main" xmlns:w14="http://schemas.microsoft.com/office/word/2010/wordml" xmlns:w15="http://schemas.microsoft.com/office/word/2012/wordml" xmlns:w16cex="http://schemas.microsoft.com/office/word/2018/wordml/cex" xmlns:w16cid="http://schemas.microsoft.com/office/word/2016/wordml/cid" xmlns:w16="http://schemas.microsoft.com/office/word/2018/wordml" xmlns:w16du="http://schemas.microsoft.com/office/word/2023/wordml/word16du" xmlns:w16sdtdh="http://schemas.microsoft.com/office/word/2020/wordml/sdtdatahash" xmlns:w16sdtfl="http://schemas.microsoft.com/office/word/2024/wordml/sdtformatlock" xmlns:w16se="http://schemas.microsoft.com/office/word/2015/wordml/symex" xmlns:wpg="http://schemas.microsoft.com/office/word/2010/wordprocessingGroup" xmlns:wpi="http://schemas.microsoft.com/office/word/2010/wordprocessingInk" xmlns:wne="http://schemas.microsoft.com/office/word/2006/wordml" xmlns:wps="http://schemas.microsoft.com/office/word/2010/wordprocessingShape" mc:Ignorable="w14 w15 w16se w16cid w16 w16cex w16sdtdh w16sdtfl w16du wp14">
   <w:endnote w:type="separator" w:id="-1">
     <w:p>
       <w:pPr>
@@ -22956,7 +23151,7 @@
 </file>
 
 <file path=word/footer1.xml><?xml version="1.0" encoding="utf-8"?>
-<w:ftr xmlns:wpc="http://schemas.microsoft.com/office/word/2010/wordprocessingCanvas" xmlns:cx="http://schemas.microsoft.com/office/drawing/2014/chartex" xmlns:cx1="http://schemas.microsoft.com/office/drawing/2015/9/8/chartex" xmlns:cx2="http://schemas.microsoft.com/office/drawing/2015/10/21/chartex" xmlns:cx3="http://schemas.microsoft.com/office/drawing/2016/5/9/chartex" xmlns:cx4="http://schemas.microsoft.com/office/drawing/2016/5/10/chartex" xmlns:cx5="http://schemas.microsoft.com/office/drawing/2016/5/11/chartex" xmlns:cx6="http://schemas.microsoft.com/office/drawing/2016/5/12/chartex" xmlns:cx7="http://schemas.microsoft.com/office/drawing/2016/5/13/chartex" xmlns:cx8="http://schemas.microsoft.com/office/drawing/2016/5/14/chartex" xmlns:mc="http://schemas.openxmlformats.org/markup-compatibility/2006" xmlns:aink="http://schemas.microsoft.com/office/drawing/2016/ink" xmlns:am3d="http://schemas.microsoft.com/office/drawing/2017/model3d" xmlns:o="urn:schemas-microsoft-com:office:office" xmlns:oel="http://schemas.microsoft.com/office/2019/extlst" xmlns:r="http://schemas.openxmlformats.org/officeDocument/2006/relationships" xmlns:m="http://schemas.openxmlformats.org/officeDocument/2006/math" xmlns:v="urn:schemas-microsoft-com:vml" xmlns:wp14="http://schemas.microsoft.com/office/word/2010/wordprocessingDrawing" xmlns:wp="http://schemas.openxmlformats.org/drawingml/2006/wordprocessingDrawing" xmlns:w10="urn:schemas-microsoft-com:office:word" xmlns:w="http://schemas.openxmlformats.org/wordprocessingml/2006/main" xmlns:w14="http://schemas.microsoft.com/office/word/2010/wordml" xmlns:w15="http://schemas.microsoft.com/office/word/2012/wordml" xmlns:w16cex="http://schemas.microsoft.com/office/word/2018/wordml/cex" xmlns:w16cid="http://schemas.microsoft.com/office/word/2016/wordml/cid" xmlns:w16="http://schemas.microsoft.com/office/word/2018/wordml" xmlns:w16sdtdh="http://schemas.microsoft.com/office/word/2020/wordml/sdtdatahash" xmlns:w16se="http://schemas.microsoft.com/office/word/2015/wordml/symex" xmlns:wpg="http://schemas.microsoft.com/office/word/2010/wordprocessingGroup" xmlns:wpi="http://schemas.microsoft.com/office/word/2010/wordprocessingInk" xmlns:wne="http://schemas.microsoft.com/office/word/2006/wordml" xmlns:wps="http://schemas.microsoft.com/office/word/2010/wordprocessingShape" mc:Ignorable="w14 w15 w16se w16cid w16 w16cex w16sdtdh wp14">
+<w:ftr xmlns:wpc="http://schemas.microsoft.com/office/word/2010/wordprocessingCanvas" xmlns:cx="http://schemas.microsoft.com/office/drawing/2014/chartex" xmlns:cx1="http://schemas.microsoft.com/office/drawing/2015/9/8/chartex" xmlns:cx2="http://schemas.microsoft.com/office/drawing/2015/10/21/chartex" xmlns:cx3="http://schemas.microsoft.com/office/drawing/2016/5/9/chartex" xmlns:cx4="http://schemas.microsoft.com/office/drawing/2016/5/10/chartex" xmlns:cx5="http://schemas.microsoft.com/office/drawing/2016/5/11/chartex" xmlns:cx6="http://schemas.microsoft.com/office/drawing/2016/5/12/chartex" xmlns:cx7="http://schemas.microsoft.com/office/drawing/2016/5/13/chartex" xmlns:cx8="http://schemas.microsoft.com/office/drawing/2016/5/14/chartex" xmlns:mc="http://schemas.openxmlformats.org/markup-compatibility/2006" xmlns:aink="http://schemas.microsoft.com/office/drawing/2016/ink" xmlns:am3d="http://schemas.microsoft.com/office/drawing/2017/model3d" xmlns:o="urn:schemas-microsoft-com:office:office" xmlns:oel="http://schemas.microsoft.com/office/2019/extlst" xmlns:r="http://schemas.openxmlformats.org/officeDocument/2006/relationships" xmlns:m="http://schemas.openxmlformats.org/officeDocument/2006/math" xmlns:v="urn:schemas-microsoft-com:vml" xmlns:wp14="http://schemas.microsoft.com/office/word/2010/wordprocessingDrawing" xmlns:wp="http://schemas.openxmlformats.org/drawingml/2006/wordprocessingDrawing" xmlns:w10="urn:schemas-microsoft-com:office:word" xmlns:w="http://schemas.openxmlformats.org/wordprocessingml/2006/main" xmlns:w14="http://schemas.microsoft.com/office/word/2010/wordml" xmlns:w15="http://schemas.microsoft.com/office/word/2012/wordml" xmlns:w16cex="http://schemas.microsoft.com/office/word/2018/wordml/cex" xmlns:w16cid="http://schemas.microsoft.com/office/word/2016/wordml/cid" xmlns:w16="http://schemas.microsoft.com/office/word/2018/wordml" xmlns:w16du="http://schemas.microsoft.com/office/word/2023/wordml/word16du" xmlns:w16sdtdh="http://schemas.microsoft.com/office/word/2020/wordml/sdtdatahash" xmlns:w16sdtfl="http://schemas.microsoft.com/office/word/2024/wordml/sdtformatlock" xmlns:w16se="http://schemas.microsoft.com/office/word/2015/wordml/symex" xmlns:wpg="http://schemas.microsoft.com/office/word/2010/wordprocessingGroup" xmlns:wpi="http://schemas.microsoft.com/office/word/2010/wordprocessingInk" xmlns:wne="http://schemas.microsoft.com/office/word/2006/wordml" xmlns:wps="http://schemas.microsoft.com/office/word/2010/wordprocessingShape" mc:Ignorable="w14 w15 w16se w16cid w16 w16cex w16sdtdh w16sdtfl w16du wp14">
   <w:p>
     <w:pPr>
       <w:pBdr>
@@ -23138,7 +23333,7 @@
 </file>
 
 <file path=word/footer2.xml><?xml version="1.0" encoding="utf-8"?>
-<w:ftr xmlns:wpc="http://schemas.microsoft.com/office/word/2010/wordprocessingCanvas" xmlns:cx="http://schemas.microsoft.com/office/drawing/2014/chartex" xmlns:cx1="http://schemas.microsoft.com/office/drawing/2015/9/8/chartex" xmlns:cx2="http://schemas.microsoft.com/office/drawing/2015/10/21/chartex" xmlns:cx3="http://schemas.microsoft.com/office/drawing/2016/5/9/chartex" xmlns:cx4="http://schemas.microsoft.com/office/drawing/2016/5/10/chartex" xmlns:cx5="http://schemas.microsoft.com/office/drawing/2016/5/11/chartex" xmlns:cx6="http://schemas.microsoft.com/office/drawing/2016/5/12/chartex" xmlns:cx7="http://schemas.microsoft.com/office/drawing/2016/5/13/chartex" xmlns:cx8="http://schemas.microsoft.com/office/drawing/2016/5/14/chartex" xmlns:mc="http://schemas.openxmlformats.org/markup-compatibility/2006" xmlns:aink="http://schemas.microsoft.com/office/drawing/2016/ink" xmlns:am3d="http://schemas.microsoft.com/office/drawing/2017/model3d" xmlns:o="urn:schemas-microsoft-com:office:office" xmlns:oel="http://schemas.microsoft.com/office/2019/extlst" xmlns:r="http://schemas.openxmlformats.org/officeDocument/2006/relationships" xmlns:m="http://schemas.openxmlformats.org/officeDocument/2006/math" xmlns:v="urn:schemas-microsoft-com:vml" xmlns:wp14="http://schemas.microsoft.com/office/word/2010/wordprocessingDrawing" xmlns:wp="http://schemas.openxmlformats.org/drawingml/2006/wordprocessingDrawing" xmlns:w10="urn:schemas-microsoft-com:office:word" xmlns:w="http://schemas.openxmlformats.org/wordprocessingml/2006/main" xmlns:w14="http://schemas.microsoft.com/office/word/2010/wordml" xmlns:w15="http://schemas.microsoft.com/office/word/2012/wordml" xmlns:w16cex="http://schemas.microsoft.com/office/word/2018/wordml/cex" xmlns:w16cid="http://schemas.microsoft.com/office/word/2016/wordml/cid" xmlns:w16="http://schemas.microsoft.com/office/word/2018/wordml" xmlns:w16sdtdh="http://schemas.microsoft.com/office/word/2020/wordml/sdtdatahash" xmlns:w16se="http://schemas.microsoft.com/office/word/2015/wordml/symex" xmlns:wpg="http://schemas.microsoft.com/office/word/2010/wordprocessingGroup" xmlns:wpi="http://schemas.microsoft.com/office/word/2010/wordprocessingInk" xmlns:wne="http://schemas.microsoft.com/office/word/2006/wordml" xmlns:wps="http://schemas.microsoft.com/office/word/2010/wordprocessingShape" mc:Ignorable="w14 w15 w16se w16cid w16 w16cex w16sdtdh wp14">
+<w:ftr xmlns:wpc="http://schemas.microsoft.com/office/word/2010/wordprocessingCanvas" xmlns:cx="http://schemas.microsoft.com/office/drawing/2014/chartex" xmlns:cx1="http://schemas.microsoft.com/office/drawing/2015/9/8/chartex" xmlns:cx2="http://schemas.microsoft.com/office/drawing/2015/10/21/chartex" xmlns:cx3="http://schemas.microsoft.com/office/drawing/2016/5/9/chartex" xmlns:cx4="http://schemas.microsoft.com/office/drawing/2016/5/10/chartex" xmlns:cx5="http://schemas.microsoft.com/office/drawing/2016/5/11/chartex" xmlns:cx6="http://schemas.microsoft.com/office/drawing/2016/5/12/chartex" xmlns:cx7="http://schemas.microsoft.com/office/drawing/2016/5/13/chartex" xmlns:cx8="http://schemas.microsoft.com/office/drawing/2016/5/14/chartex" xmlns:mc="http://schemas.openxmlformats.org/markup-compatibility/2006" xmlns:aink="http://schemas.microsoft.com/office/drawing/2016/ink" xmlns:am3d="http://schemas.microsoft.com/office/drawing/2017/model3d" xmlns:o="urn:schemas-microsoft-com:office:office" xmlns:oel="http://schemas.microsoft.com/office/2019/extlst" xmlns:r="http://schemas.openxmlformats.org/officeDocument/2006/relationships" xmlns:m="http://schemas.openxmlformats.org/officeDocument/2006/math" xmlns:v="urn:schemas-microsoft-com:vml" xmlns:wp14="http://schemas.microsoft.com/office/word/2010/wordprocessingDrawing" xmlns:wp="http://schemas.openxmlformats.org/drawingml/2006/wordprocessingDrawing" xmlns:w10="urn:schemas-microsoft-com:office:word" xmlns:w="http://schemas.openxmlformats.org/wordprocessingml/2006/main" xmlns:w14="http://schemas.microsoft.com/office/word/2010/wordml" xmlns:w15="http://schemas.microsoft.com/office/word/2012/wordml" xmlns:w16cex="http://schemas.microsoft.com/office/word/2018/wordml/cex" xmlns:w16cid="http://schemas.microsoft.com/office/word/2016/wordml/cid" xmlns:w16="http://schemas.microsoft.com/office/word/2018/wordml" xmlns:w16du="http://schemas.microsoft.com/office/word/2023/wordml/word16du" xmlns:w16sdtdh="http://schemas.microsoft.com/office/word/2020/wordml/sdtdatahash" xmlns:w16sdtfl="http://schemas.microsoft.com/office/word/2024/wordml/sdtformatlock" xmlns:w16se="http://schemas.microsoft.com/office/word/2015/wordml/symex" xmlns:wpg="http://schemas.microsoft.com/office/word/2010/wordprocessingGroup" xmlns:wpi="http://schemas.microsoft.com/office/word/2010/wordprocessingInk" xmlns:wne="http://schemas.microsoft.com/office/word/2006/wordml" xmlns:wps="http://schemas.microsoft.com/office/word/2010/wordprocessingShape" mc:Ignorable="w14 w15 w16se w16cid w16 w16cex w16sdtdh w16sdtfl w16du wp14">
   <w:p>
     <w:pPr>
       <w:pBdr>
@@ -23344,7 +23539,7 @@
 </file>
 
 <file path=word/footnotes.xml><?xml version="1.0" encoding="utf-8"?>
-<w:footnotes xmlns:wpc="http://schemas.microsoft.com/office/word/2010/wordprocessingCanvas" xmlns:cx="http://schemas.microsoft.com/office/drawing/2014/chartex" xmlns:cx1="http://schemas.microsoft.com/office/drawing/2015/9/8/chartex" xmlns:cx2="http://schemas.microsoft.com/office/drawing/2015/10/21/chartex" xmlns:cx3="http://schemas.microsoft.com/office/drawing/2016/5/9/chartex" xmlns:cx4="http://schemas.microsoft.com/office/drawing/2016/5/10/chartex" xmlns:cx5="http://schemas.microsoft.com/office/drawing/2016/5/11/chartex" xmlns:cx6="http://schemas.microsoft.com/office/drawing/2016/5/12/chartex" xmlns:cx7="http://schemas.microsoft.com/office/drawing/2016/5/13/chartex" xmlns:cx8="http://schemas.microsoft.com/office/drawing/2016/5/14/chartex" xmlns:mc="http://schemas.openxmlformats.org/markup-compatibility/2006" xmlns:aink="http://schemas.microsoft.com/office/drawing/2016/ink" xmlns:am3d="http://schemas.microsoft.com/office/drawing/2017/model3d" xmlns:o="urn:schemas-microsoft-com:office:office" xmlns:oel="http://schemas.microsoft.com/office/2019/extlst" xmlns:r="http://schemas.openxmlformats.org/officeDocument/2006/relationships" xmlns:m="http://schemas.openxmlformats.org/officeDocument/2006/math" xmlns:v="urn:schemas-microsoft-com:vml" xmlns:wp14="http://schemas.microsoft.com/office/word/2010/wordprocessingDrawing" xmlns:wp="http://schemas.openxmlformats.org/drawingml/2006/wordprocessingDrawing" xmlns:w10="urn:schemas-microsoft-com:office:word" xmlns:w="http://schemas.openxmlformats.org/wordprocessingml/2006/main" xmlns:w14="http://schemas.microsoft.com/office/word/2010/wordml" xmlns:w15="http://schemas.microsoft.com/office/word/2012/wordml" xmlns:w16cex="http://schemas.microsoft.com/office/word/2018/wordml/cex" xmlns:w16cid="http://schemas.microsoft.com/office/word/2016/wordml/cid" xmlns:w16="http://schemas.microsoft.com/office/word/2018/wordml" xmlns:w16sdtdh="http://schemas.microsoft.com/office/word/2020/wordml/sdtdatahash" xmlns:w16se="http://schemas.microsoft.com/office/word/2015/wordml/symex" xmlns:wpg="http://schemas.microsoft.com/office/word/2010/wordprocessingGroup" xmlns:wpi="http://schemas.microsoft.com/office/word/2010/wordprocessingInk" xmlns:wne="http://schemas.microsoft.com/office/word/2006/wordml" xmlns:wps="http://schemas.microsoft.com/office/word/2010/wordprocessingShape" mc:Ignorable="w14 w15 w16se w16cid w16 w16cex w16sdtdh wp14">
+<w:footnotes xmlns:wpc="http://schemas.microsoft.com/office/word/2010/wordprocessingCanvas" xmlns:cx="http://schemas.microsoft.com/office/drawing/2014/chartex" xmlns:cx1="http://schemas.microsoft.com/office/drawing/2015/9/8/chartex" xmlns:cx2="http://schemas.microsoft.com/office/drawing/2015/10/21/chartex" xmlns:cx3="http://schemas.microsoft.com/office/drawing/2016/5/9/chartex" xmlns:cx4="http://schemas.microsoft.com/office/drawing/2016/5/10/chartex" xmlns:cx5="http://schemas.microsoft.com/office/drawing/2016/5/11/chartex" xmlns:cx6="http://schemas.microsoft.com/office/drawing/2016/5/12/chartex" xmlns:cx7="http://schemas.microsoft.com/office/drawing/2016/5/13/chartex" xmlns:cx8="http://schemas.microsoft.com/office/drawing/2016/5/14/chartex" xmlns:mc="http://schemas.openxmlformats.org/markup-compatibility/2006" xmlns:aink="http://schemas.microsoft.com/office/drawing/2016/ink" xmlns:am3d="http://schemas.microsoft.com/office/drawing/2017/model3d" xmlns:o="urn:schemas-microsoft-com:office:office" xmlns:oel="http://schemas.microsoft.com/office/2019/extlst" xmlns:r="http://schemas.openxmlformats.org/officeDocument/2006/relationships" xmlns:m="http://schemas.openxmlformats.org/officeDocument/2006/math" xmlns:v="urn:schemas-microsoft-com:vml" xmlns:wp14="http://schemas.microsoft.com/office/word/2010/wordprocessingDrawing" xmlns:wp="http://schemas.openxmlformats.org/drawingml/2006/wordprocessingDrawing" xmlns:w10="urn:schemas-microsoft-com:office:word" xmlns:w="http://schemas.openxmlformats.org/wordprocessingml/2006/main" xmlns:w14="http://schemas.microsoft.com/office/word/2010/wordml" xmlns:w15="http://schemas.microsoft.com/office/word/2012/wordml" xmlns:w16cex="http://schemas.microsoft.com/office/word/2018/wordml/cex" xmlns:w16cid="http://schemas.microsoft.com/office/word/2016/wordml/cid" xmlns:w16="http://schemas.microsoft.com/office/word/2018/wordml" xmlns:w16du="http://schemas.microsoft.com/office/word/2023/wordml/word16du" xmlns:w16sdtdh="http://schemas.microsoft.com/office/word/2020/wordml/sdtdatahash" xmlns:w16sdtfl="http://schemas.microsoft.com/office/word/2024/wordml/sdtformatlock" xmlns:w16se="http://schemas.microsoft.com/office/word/2015/wordml/symex" xmlns:wpg="http://schemas.microsoft.com/office/word/2010/wordprocessingGroup" xmlns:wpi="http://schemas.microsoft.com/office/word/2010/wordprocessingInk" xmlns:wne="http://schemas.microsoft.com/office/word/2006/wordml" xmlns:wps="http://schemas.microsoft.com/office/word/2010/wordprocessingShape" mc:Ignorable="w14 w15 w16se w16cid w16 w16cex w16sdtdh w16sdtfl w16du wp14">
   <w:footnote w:type="separator" w:id="-1">
     <w:p>
       <w:pPr>
@@ -23369,7 +23564,7 @@
 </file>
 
 <file path=word/header1.xml><?xml version="1.0" encoding="utf-8"?>
-<w:hdr xmlns:wpc="http://schemas.microsoft.com/office/word/2010/wordprocessingCanvas" xmlns:cx="http://schemas.microsoft.com/office/drawing/2014/chartex" xmlns:cx1="http://schemas.microsoft.com/office/drawing/2015/9/8/chartex" xmlns:cx2="http://schemas.microsoft.com/office/drawing/2015/10/21/chartex" xmlns:cx3="http://schemas.microsoft.com/office/drawing/2016/5/9/chartex" xmlns:cx4="http://schemas.microsoft.com/office/drawing/2016/5/10/chartex" xmlns:cx5="http://schemas.microsoft.com/office/drawing/2016/5/11/chartex" xmlns:cx6="http://schemas.microsoft.com/office/drawing/2016/5/12/chartex" xmlns:cx7="http://schemas.microsoft.com/office/drawing/2016/5/13/chartex" xmlns:cx8="http://schemas.microsoft.com/office/drawing/2016/5/14/chartex" xmlns:mc="http://schemas.openxmlformats.org/markup-compatibility/2006" xmlns:aink="http://schemas.microsoft.com/office/drawing/2016/ink" xmlns:am3d="http://schemas.microsoft.com/office/drawing/2017/model3d" xmlns:o="urn:schemas-microsoft-com:office:office" xmlns:oel="http://schemas.microsoft.com/office/2019/extlst" xmlns:r="http://schemas.openxmlformats.org/officeDocument/2006/relationships" xmlns:m="http://schemas.openxmlformats.org/officeDocument/2006/math" xmlns:v="urn:schemas-microsoft-com:vml" xmlns:wp14="http://schemas.microsoft.com/office/word/2010/wordprocessingDrawing" xmlns:wp="http://schemas.openxmlformats.org/drawingml/2006/wordprocessingDrawing" xmlns:w10="urn:schemas-microsoft-com:office:word" xmlns:w="http://schemas.openxmlformats.org/wordprocessingml/2006/main" xmlns:w14="http://schemas.microsoft.com/office/word/2010/wordml" xmlns:w15="http://schemas.microsoft.com/office/word/2012/wordml" xmlns:w16cex="http://schemas.microsoft.com/office/word/2018/wordml/cex" xmlns:w16cid="http://schemas.microsoft.com/office/word/2016/wordml/cid" xmlns:w16="http://schemas.microsoft.com/office/word/2018/wordml" xmlns:w16sdtdh="http://schemas.microsoft.com/office/word/2020/wordml/sdtdatahash" xmlns:w16se="http://schemas.microsoft.com/office/word/2015/wordml/symex" xmlns:wpg="http://schemas.microsoft.com/office/word/2010/wordprocessingGroup" xmlns:wpi="http://schemas.microsoft.com/office/word/2010/wordprocessingInk" xmlns:wne="http://schemas.microsoft.com/office/word/2006/wordml" xmlns:wps="http://schemas.microsoft.com/office/word/2010/wordprocessingShape" mc:Ignorable="w14 w15 w16se w16cid w16 w16cex w16sdtdh wp14">
+<w:hdr xmlns:wpc="http://schemas.microsoft.com/office/word/2010/wordprocessingCanvas" xmlns:cx="http://schemas.microsoft.com/office/drawing/2014/chartex" xmlns:cx1="http://schemas.microsoft.com/office/drawing/2015/9/8/chartex" xmlns:cx2="http://schemas.microsoft.com/office/drawing/2015/10/21/chartex" xmlns:cx3="http://schemas.microsoft.com/office/drawing/2016/5/9/chartex" xmlns:cx4="http://schemas.microsoft.com/office/drawing/2016/5/10/chartex" xmlns:cx5="http://schemas.microsoft.com/office/drawing/2016/5/11/chartex" xmlns:cx6="http://schemas.microsoft.com/office/drawing/2016/5/12/chartex" xmlns:cx7="http://schemas.microsoft.com/office/drawing/2016/5/13/chartex" xmlns:cx8="http://schemas.microsoft.com/office/drawing/2016/5/14/chartex" xmlns:mc="http://schemas.openxmlformats.org/markup-compatibility/2006" xmlns:aink="http://schemas.microsoft.com/office/drawing/2016/ink" xmlns:am3d="http://schemas.microsoft.com/office/drawing/2017/model3d" xmlns:o="urn:schemas-microsoft-com:office:office" xmlns:oel="http://schemas.microsoft.com/office/2019/extlst" xmlns:r="http://schemas.openxmlformats.org/officeDocument/2006/relationships" xmlns:m="http://schemas.openxmlformats.org/officeDocument/2006/math" xmlns:v="urn:schemas-microsoft-com:vml" xmlns:wp14="http://schemas.microsoft.com/office/word/2010/wordprocessingDrawing" xmlns:wp="http://schemas.openxmlformats.org/drawingml/2006/wordprocessingDrawing" xmlns:w10="urn:schemas-microsoft-com:office:word" xmlns:w="http://schemas.openxmlformats.org/wordprocessingml/2006/main" xmlns:w14="http://schemas.microsoft.com/office/word/2010/wordml" xmlns:w15="http://schemas.microsoft.com/office/word/2012/wordml" xmlns:w16cex="http://schemas.microsoft.com/office/word/2018/wordml/cex" xmlns:w16cid="http://schemas.microsoft.com/office/word/2016/wordml/cid" xmlns:w16="http://schemas.microsoft.com/office/word/2018/wordml" xmlns:w16du="http://schemas.microsoft.com/office/word/2023/wordml/word16du" xmlns:w16sdtdh="http://schemas.microsoft.com/office/word/2020/wordml/sdtdatahash" xmlns:w16sdtfl="http://schemas.microsoft.com/office/word/2024/wordml/sdtformatlock" xmlns:w16se="http://schemas.microsoft.com/office/word/2015/wordml/symex" xmlns:wpg="http://schemas.microsoft.com/office/word/2010/wordprocessingGroup" xmlns:wpi="http://schemas.microsoft.com/office/word/2010/wordprocessingInk" xmlns:wne="http://schemas.microsoft.com/office/word/2006/wordml" xmlns:wps="http://schemas.microsoft.com/office/word/2010/wordprocessingShape" mc:Ignorable="w14 w15 w16se w16cid w16 w16cex w16sdtdh w16sdtfl w16du wp14">
   <w:p>
     <w:pPr>
       <w:pStyle w:val="Header"/>
@@ -23390,7 +23585,7 @@
 </file>
 
 <file path=word/header2.xml><?xml version="1.0" encoding="utf-8"?>
-<w:hdr xmlns:wpc="http://schemas.microsoft.com/office/word/2010/wordprocessingCanvas" xmlns:cx="http://schemas.microsoft.com/office/drawing/2014/chartex" xmlns:cx1="http://schemas.microsoft.com/office/drawing/2015/9/8/chartex" xmlns:cx2="http://schemas.microsoft.com/office/drawing/2015/10/21/chartex" xmlns:cx3="http://schemas.microsoft.com/office/drawing/2016/5/9/chartex" xmlns:cx4="http://schemas.microsoft.com/office/drawing/2016/5/10/chartex" xmlns:cx5="http://schemas.microsoft.com/office/drawing/2016/5/11/chartex" xmlns:cx6="http://schemas.microsoft.com/office/drawing/2016/5/12/chartex" xmlns:cx7="http://schemas.microsoft.com/office/drawing/2016/5/13/chartex" xmlns:cx8="http://schemas.microsoft.com/office/drawing/2016/5/14/chartex" xmlns:mc="http://schemas.openxmlformats.org/markup-compatibility/2006" xmlns:aink="http://schemas.microsoft.com/office/drawing/2016/ink" xmlns:am3d="http://schemas.microsoft.com/office/drawing/2017/model3d" xmlns:o="urn:schemas-microsoft-com:office:office" xmlns:oel="http://schemas.microsoft.com/office/2019/extlst" xmlns:r="http://schemas.openxmlformats.org/officeDocument/2006/relationships" xmlns:m="http://schemas.openxmlformats.org/officeDocument/2006/math" xmlns:v="urn:schemas-microsoft-com:vml" xmlns:wp14="http://schemas.microsoft.com/office/word/2010/wordprocessingDrawing" xmlns:wp="http://schemas.openxmlformats.org/drawingml/2006/wordprocessingDrawing" xmlns:w10="urn:schemas-microsoft-com:office:word" xmlns:w="http://schemas.openxmlformats.org/wordprocessingml/2006/main" xmlns:w14="http://schemas.microsoft.com/office/word/2010/wordml" xmlns:w15="http://schemas.microsoft.com/office/word/2012/wordml" xmlns:w16cex="http://schemas.microsoft.com/office/word/2018/wordml/cex" xmlns:w16cid="http://schemas.microsoft.com/office/word/2016/wordml/cid" xmlns:w16="http://schemas.microsoft.com/office/word/2018/wordml" xmlns:w16sdtdh="http://schemas.microsoft.com/office/word/2020/wordml/sdtdatahash" xmlns:w16se="http://schemas.microsoft.com/office/word/2015/wordml/symex" xmlns:wpg="http://schemas.microsoft.com/office/word/2010/wordprocessingGroup" xmlns:wpi="http://schemas.microsoft.com/office/word/2010/wordprocessingInk" xmlns:wne="http://schemas.microsoft.com/office/word/2006/wordml" xmlns:wps="http://schemas.microsoft.com/office/word/2010/wordprocessingShape" mc:Ignorable="w14 w15 w16se w16cid w16 w16cex w16sdtdh wp14">
+<w:hdr xmlns:wpc="http://schemas.microsoft.com/office/word/2010/wordprocessingCanvas" xmlns:cx="http://schemas.microsoft.com/office/drawing/2014/chartex" xmlns:cx1="http://schemas.microsoft.com/office/drawing/2015/9/8/chartex" xmlns:cx2="http://schemas.microsoft.com/office/drawing/2015/10/21/chartex" xmlns:cx3="http://schemas.microsoft.com/office/drawing/2016/5/9/chartex" xmlns:cx4="http://schemas.microsoft.com/office/drawing/2016/5/10/chartex" xmlns:cx5="http://schemas.microsoft.com/office/drawing/2016/5/11/chartex" xmlns:cx6="http://schemas.microsoft.com/office/drawing/2016/5/12/chartex" xmlns:cx7="http://schemas.microsoft.com/office/drawing/2016/5/13/chartex" xmlns:cx8="http://schemas.microsoft.com/office/drawing/2016/5/14/chartex" xmlns:mc="http://schemas.openxmlformats.org/markup-compatibility/2006" xmlns:aink="http://schemas.microsoft.com/office/drawing/2016/ink" xmlns:am3d="http://schemas.microsoft.com/office/drawing/2017/model3d" xmlns:o="urn:schemas-microsoft-com:office:office" xmlns:oel="http://schemas.microsoft.com/office/2019/extlst" xmlns:r="http://schemas.openxmlformats.org/officeDocument/2006/relationships" xmlns:m="http://schemas.openxmlformats.org/officeDocument/2006/math" xmlns:v="urn:schemas-microsoft-com:vml" xmlns:wp14="http://schemas.microsoft.com/office/word/2010/wordprocessingDrawing" xmlns:wp="http://schemas.openxmlformats.org/drawingml/2006/wordprocessingDrawing" xmlns:w10="urn:schemas-microsoft-com:office:word" xmlns:w="http://schemas.openxmlformats.org/wordprocessingml/2006/main" xmlns:w14="http://schemas.microsoft.com/office/word/2010/wordml" xmlns:w15="http://schemas.microsoft.com/office/word/2012/wordml" xmlns:w16cex="http://schemas.microsoft.com/office/word/2018/wordml/cex" xmlns:w16cid="http://schemas.microsoft.com/office/word/2016/wordml/cid" xmlns:w16="http://schemas.microsoft.com/office/word/2018/wordml" xmlns:w16du="http://schemas.microsoft.com/office/word/2023/wordml/word16du" xmlns:w16sdtdh="http://schemas.microsoft.com/office/word/2020/wordml/sdtdatahash" xmlns:w16sdtfl="http://schemas.microsoft.com/office/word/2024/wordml/sdtformatlock" xmlns:w16se="http://schemas.microsoft.com/office/word/2015/wordml/symex" xmlns:wpg="http://schemas.microsoft.com/office/word/2010/wordprocessingGroup" xmlns:wpi="http://schemas.microsoft.com/office/word/2010/wordprocessingInk" xmlns:wne="http://schemas.microsoft.com/office/word/2006/wordml" xmlns:wps="http://schemas.microsoft.com/office/word/2010/wordprocessingShape" mc:Ignorable="w14 w15 w16se w16cid w16 w16cex w16sdtdh w16sdtfl w16du wp14">
   <w:p>
     <w:pPr>
       <w:pStyle w:val="Header"/>
@@ -23403,7 +23598,7 @@
 </file>
 
 <file path=word/styles.xml><?xml version="1.0" encoding="utf-8"?>
-<w:styles xmlns:mc="http://schemas.openxmlformats.org/markup-compatibility/2006" xmlns:r="http://schemas.openxmlformats.org/officeDocument/2006/relationships" xmlns:w="http://schemas.openxmlformats.org/wordprocessingml/2006/main" xmlns:w14="http://schemas.microsoft.com/office/word/2010/wordml" xmlns:w15="http://schemas.microsoft.com/office/word/2012/wordml" xmlns:w16cex="http://schemas.microsoft.com/office/word/2018/wordml/cex" xmlns:w16cid="http://schemas.microsoft.com/office/word/2016/wordml/cid" xmlns:w16="http://schemas.microsoft.com/office/word/2018/wordml" xmlns:w16sdtdh="http://schemas.microsoft.com/office/word/2020/wordml/sdtdatahash" xmlns:w16se="http://schemas.microsoft.com/office/word/2015/wordml/symex" mc:Ignorable="w14 w15 w16se w16cid w16 w16cex w16sdtdh">
+<w:styles xmlns:mc="http://schemas.openxmlformats.org/markup-compatibility/2006" xmlns:r="http://schemas.openxmlformats.org/officeDocument/2006/relationships" xmlns:w="http://schemas.openxmlformats.org/wordprocessingml/2006/main" xmlns:w14="http://schemas.microsoft.com/office/word/2010/wordml" xmlns:w15="http://schemas.microsoft.com/office/word/2012/wordml" xmlns:w16cex="http://schemas.microsoft.com/office/word/2018/wordml/cex" xmlns:w16cid="http://schemas.microsoft.com/office/word/2016/wordml/cid" xmlns:w16="http://schemas.microsoft.com/office/word/2018/wordml" xmlns:w16du="http://schemas.microsoft.com/office/word/2023/wordml/word16du" xmlns:w16sdtdh="http://schemas.microsoft.com/office/word/2020/wordml/sdtdatahash" xmlns:w16sdtfl="http://schemas.microsoft.com/office/word/2024/wordml/sdtformatlock" xmlns:w16se="http://schemas.microsoft.com/office/word/2015/wordml/symex" mc:Ignorable="w14 w15 w16se w16cid w16 w16cex w16sdtdh w16sdtfl w16du">
   <w:docDefaults>
     <w:rPrDefault>
       <w:rPr>
